--- a/resume/CV-ZhaoYilong-English.docx
+++ b/resume/CV-ZhaoYilong-English.docx
@@ -240,16 +240,16 @@
         <w:t xml:space="preserve"> – </w:t>
       </w:r>
       <w:r>
-        <w:t>Now</w:t>
+        <w:rPr>
+          <w:rFonts w:hint="eastAsia"/>
+        </w:rPr>
+        <w:t>Ju</w:t>
+      </w:r>
+      <w:r>
+        <w:t>n. 2026 (Expected)</w:t>
       </w:r>
       <w:r>
         <w:t xml:space="preserve"> </w:t>
-      </w:r>
-      <w:r>
-        <w:tab/>
-      </w:r>
-      <w:r>
-        <w:tab/>
       </w:r>
       <w:r>
         <w:rPr>
@@ -827,6 +827,48 @@
     <w:p>
       <w:pPr>
         <w:pStyle w:val="Body"/>
+        <w:tabs>
+          <w:tab w:val="left" w:pos="1080"/>
+        </w:tabs>
+        <w:spacing w:after="40"/>
+        <w:rPr>
+          <w:rFonts w:ascii="Times New Roman" w:eastAsia="宋体" w:hAnsi="Times New Roman" w:cs="宋体"/>
+          <w:b/>
+          <w:bCs/>
+          <w:lang w:eastAsia="zh-CN"/>
+        </w:rPr>
+      </w:pPr>
+      <w:r>
+        <w:rPr>
+          <w:rFonts w:ascii="Times New Roman" w:eastAsia="宋体" w:hAnsi="Times New Roman" w:cs="宋体" w:hint="eastAsia"/>
+          <w:b/>
+          <w:bCs/>
+          <w:lang w:eastAsia="zh-CN"/>
+        </w:rPr>
+        <w:t>Fir</w:t>
+      </w:r>
+      <w:r>
+        <w:rPr>
+          <w:rFonts w:ascii="Times New Roman" w:eastAsia="宋体" w:hAnsi="Times New Roman" w:cs="宋体"/>
+          <w:b/>
+          <w:bCs/>
+          <w:lang w:eastAsia="zh-CN"/>
+        </w:rPr>
+        <w:t>st Author</w:t>
+      </w:r>
+      <w:r>
+        <w:rPr>
+          <w:rFonts w:ascii="Times New Roman" w:eastAsia="宋体" w:hAnsi="Times New Roman" w:cs="宋体" w:hint="eastAsia"/>
+          <w:b/>
+          <w:bCs/>
+          <w:lang w:eastAsia="zh-CN"/>
+        </w:rPr>
+        <w:t>：</w:t>
+      </w:r>
+    </w:p>
+    <w:p>
+      <w:pPr>
+        <w:pStyle w:val="Body"/>
         <w:numPr>
           <w:ilvl w:val="0"/>
           <w:numId w:val="1"/>
@@ -835,9 +877,8 @@
           <w:tab w:val="left" w:pos="1080"/>
         </w:tabs>
         <w:spacing w:after="40"/>
-        <w:ind w:hanging="294"/>
-        <w:rPr>
-          <w:rFonts w:ascii="Times New Roman" w:eastAsia="宋体" w:hAnsi="Times New Roman" w:cs="宋体" w:hint="eastAsia"/>
+        <w:rPr>
+          <w:rFonts w:ascii="Times New Roman" w:eastAsia="宋体" w:hAnsi="Times New Roman" w:cs="宋体"/>
           <w:lang w:eastAsia="zh-CN"/>
         </w:rPr>
       </w:pPr>
@@ -855,21 +896,39 @@
           <w:rFonts w:ascii="Times New Roman" w:eastAsia="宋体" w:hAnsi="Times New Roman" w:cs="宋体"/>
           <w:lang w:eastAsia="zh-CN"/>
         </w:rPr>
-        <w:t xml:space="preserve">, Fangxin Liu, Zongwu Wang, Mingjian Li, Mingxing Zhang, Chixiao Chen, and Li Jiang, </w:t>
-      </w:r>
-      <w:r>
-        <w:rPr>
-          <w:rFonts w:ascii="Times New Roman" w:eastAsia="宋体" w:hAnsi="Times New Roman" w:cs="宋体"/>
-          <w:lang w:eastAsia="zh-CN"/>
-        </w:rPr>
-        <w:t>"</w:t>
-      </w:r>
-      <w:r>
-        <w:rPr>
-          <w:rFonts w:ascii="Times New Roman" w:eastAsia="宋体" w:hAnsi="Times New Roman" w:cs="宋体"/>
-          <w:lang w:eastAsia="zh-CN"/>
-        </w:rPr>
-        <w:t>BLADE: Boosting LLM Decoding's Communication Efficiency in DRAM-ba</w:t>
+        <w:t xml:space="preserve">, </w:t>
+      </w:r>
+      <w:proofErr w:type="spellStart"/>
+      <w:r>
+        <w:rPr>
+          <w:rFonts w:ascii="Times New Roman" w:eastAsia="宋体" w:hAnsi="Times New Roman" w:cs="宋体"/>
+          <w:lang w:eastAsia="zh-CN"/>
+        </w:rPr>
+        <w:t>Fangxin</w:t>
+      </w:r>
+      <w:proofErr w:type="spellEnd"/>
+      <w:r>
+        <w:rPr>
+          <w:rFonts w:ascii="Times New Roman" w:eastAsia="宋体" w:hAnsi="Times New Roman" w:cs="宋体"/>
+          <w:lang w:eastAsia="zh-CN"/>
+        </w:rPr>
+        <w:t xml:space="preserve"> Liu, Onur Mutlu, </w:t>
+      </w:r>
+      <w:proofErr w:type="spellStart"/>
+      <w:r>
+        <w:rPr>
+          <w:rFonts w:ascii="Times New Roman" w:eastAsia="宋体" w:hAnsi="Times New Roman" w:cs="宋体"/>
+          <w:lang w:eastAsia="zh-CN"/>
+        </w:rPr>
+        <w:t>Mingyu</w:t>
+      </w:r>
+      <w:proofErr w:type="spellEnd"/>
+      <w:r>
+        <w:rPr>
+          <w:rFonts w:ascii="Times New Roman" w:eastAsia="宋体" w:hAnsi="Times New Roman" w:cs="宋体"/>
+          <w:lang w:eastAsia="zh-CN"/>
+        </w:rPr>
+        <w:t xml:space="preserve"> Gao, Jian Liu, Li Liang, and Haibing Guan, "COMET: A Cooperative Scheduling Framework for Concurrent PIM/CPU Execution on Mobile Devices", in</w:t>
       </w:r>
       <w:r>
         <w:rPr>
@@ -878,7 +937,379 @@
           <w:iCs/>
           <w:lang w:eastAsia="zh-CN"/>
         </w:rPr>
-        <w:t>sed PIM", in Proceedings of the 31st Asia and South Pacific Design Automation Conference</w:t>
+        <w:t xml:space="preserve"> Proceedings of the 53st International Symposium on Computer Architecture</w:t>
+      </w:r>
+      <w:r>
+        <w:rPr>
+          <w:rFonts w:ascii="Times New Roman" w:eastAsia="宋体" w:hAnsi="Times New Roman" w:cs="宋体"/>
+          <w:lang w:eastAsia="zh-CN"/>
+        </w:rPr>
+        <w:t xml:space="preserve"> (ISCA’26, CCF-A, Accepted)</w:t>
+      </w:r>
+    </w:p>
+    <w:p>
+      <w:pPr>
+        <w:pStyle w:val="Body"/>
+        <w:numPr>
+          <w:ilvl w:val="0"/>
+          <w:numId w:val="1"/>
+        </w:numPr>
+        <w:tabs>
+          <w:tab w:val="left" w:pos="1080"/>
+        </w:tabs>
+        <w:spacing w:after="40"/>
+        <w:rPr>
+          <w:rFonts w:ascii="Times New Roman" w:eastAsia="宋体" w:hAnsi="Times New Roman" w:cs="宋体"/>
+          <w:lang w:eastAsia="zh-CN"/>
+        </w:rPr>
+      </w:pPr>
+      <w:r>
+        <w:rPr>
+          <w:rFonts w:ascii="Times New Roman" w:eastAsia="宋体" w:hAnsi="Times New Roman" w:cs="宋体"/>
+          <w:b/>
+          <w:bCs/>
+          <w:lang w:eastAsia="zh-CN"/>
+        </w:rPr>
+        <w:t>Yilong Zhao</w:t>
+      </w:r>
+      <w:r>
+        <w:rPr>
+          <w:rFonts w:ascii="Times New Roman" w:eastAsia="宋体" w:hAnsi="Times New Roman" w:cs="宋体"/>
+          <w:lang w:eastAsia="zh-CN"/>
+        </w:rPr>
+        <w:t xml:space="preserve">, </w:t>
+      </w:r>
+      <w:proofErr w:type="spellStart"/>
+      <w:r>
+        <w:rPr>
+          <w:rFonts w:ascii="Times New Roman" w:eastAsia="宋体" w:hAnsi="Times New Roman" w:cs="宋体"/>
+          <w:lang w:eastAsia="zh-CN"/>
+        </w:rPr>
+        <w:t>Fangxin</w:t>
+      </w:r>
+      <w:proofErr w:type="spellEnd"/>
+      <w:r>
+        <w:rPr>
+          <w:rFonts w:ascii="Times New Roman" w:eastAsia="宋体" w:hAnsi="Times New Roman" w:cs="宋体"/>
+          <w:lang w:eastAsia="zh-CN"/>
+        </w:rPr>
+        <w:t xml:space="preserve"> Liu, </w:t>
+      </w:r>
+      <w:proofErr w:type="spellStart"/>
+      <w:r>
+        <w:rPr>
+          <w:rFonts w:ascii="Times New Roman" w:eastAsia="宋体" w:hAnsi="Times New Roman" w:cs="宋体"/>
+          <w:lang w:eastAsia="zh-CN"/>
+        </w:rPr>
+        <w:t>Zongwu</w:t>
+      </w:r>
+      <w:proofErr w:type="spellEnd"/>
+      <w:r>
+        <w:rPr>
+          <w:rFonts w:ascii="Times New Roman" w:eastAsia="宋体" w:hAnsi="Times New Roman" w:cs="宋体"/>
+          <w:lang w:eastAsia="zh-CN"/>
+        </w:rPr>
+        <w:t xml:space="preserve"> Wang, </w:t>
+      </w:r>
+      <w:proofErr w:type="spellStart"/>
+      <w:r>
+        <w:rPr>
+          <w:rFonts w:ascii="Times New Roman" w:eastAsia="宋体" w:hAnsi="Times New Roman" w:cs="宋体"/>
+          <w:lang w:eastAsia="zh-CN"/>
+        </w:rPr>
+        <w:t>Mingjian</w:t>
+      </w:r>
+      <w:proofErr w:type="spellEnd"/>
+      <w:r>
+        <w:rPr>
+          <w:rFonts w:ascii="Times New Roman" w:eastAsia="宋体" w:hAnsi="Times New Roman" w:cs="宋体"/>
+          <w:lang w:eastAsia="zh-CN"/>
+        </w:rPr>
+        <w:t xml:space="preserve"> Li, </w:t>
+      </w:r>
+      <w:proofErr w:type="spellStart"/>
+      <w:r>
+        <w:rPr>
+          <w:rFonts w:ascii="Times New Roman" w:eastAsia="宋体" w:hAnsi="Times New Roman" w:cs="宋体"/>
+          <w:lang w:eastAsia="zh-CN"/>
+        </w:rPr>
+        <w:t>Mingxing</w:t>
+      </w:r>
+      <w:proofErr w:type="spellEnd"/>
+      <w:r>
+        <w:rPr>
+          <w:rFonts w:ascii="Times New Roman" w:eastAsia="宋体" w:hAnsi="Times New Roman" w:cs="宋体"/>
+          <w:lang w:eastAsia="zh-CN"/>
+        </w:rPr>
+        <w:t xml:space="preserve"> Zhang, </w:t>
+      </w:r>
+      <w:proofErr w:type="spellStart"/>
+      <w:r>
+        <w:rPr>
+          <w:rFonts w:ascii="Times New Roman" w:eastAsia="宋体" w:hAnsi="Times New Roman" w:cs="宋体"/>
+          <w:lang w:eastAsia="zh-CN"/>
+        </w:rPr>
+        <w:t>Chixiao</w:t>
+      </w:r>
+      <w:proofErr w:type="spellEnd"/>
+      <w:r>
+        <w:rPr>
+          <w:rFonts w:ascii="Times New Roman" w:eastAsia="宋体" w:hAnsi="Times New Roman" w:cs="宋体"/>
+          <w:lang w:eastAsia="zh-CN"/>
+        </w:rPr>
+        <w:t xml:space="preserve"> Chen, and Li Jiang, "BLADE: Boosting LLM Decoding's Communication Efficiency in DRAM-based PIM", in Proceedings of the 31st Asia and South Pacific Design Automation Conference (ASP-DAC'26, CCF-C) </w:t>
+      </w:r>
+    </w:p>
+    <w:p>
+      <w:pPr>
+        <w:pStyle w:val="Body"/>
+        <w:numPr>
+          <w:ilvl w:val="0"/>
+          <w:numId w:val="1"/>
+        </w:numPr>
+        <w:tabs>
+          <w:tab w:val="left" w:pos="1080"/>
+        </w:tabs>
+        <w:spacing w:after="40"/>
+        <w:rPr>
+          <w:rFonts w:ascii="Times New Roman" w:eastAsia="宋体" w:hAnsi="Times New Roman" w:cs="宋体"/>
+          <w:lang w:eastAsia="zh-CN"/>
+        </w:rPr>
+      </w:pPr>
+      <w:r>
+        <w:rPr>
+          <w:rFonts w:ascii="Times New Roman" w:eastAsia="宋体" w:hAnsi="Times New Roman" w:cs="宋体"/>
+          <w:b/>
+          <w:bCs/>
+          <w:lang w:eastAsia="zh-CN"/>
+        </w:rPr>
+        <w:t>Yilong Zhao</w:t>
+      </w:r>
+      <w:r>
+        <w:rPr>
+          <w:rFonts w:ascii="Times New Roman" w:eastAsia="宋体" w:hAnsi="Times New Roman" w:cs="宋体"/>
+          <w:lang w:eastAsia="zh-CN"/>
+        </w:rPr>
+        <w:t xml:space="preserve">, </w:t>
+      </w:r>
+      <w:proofErr w:type="spellStart"/>
+      <w:r>
+        <w:rPr>
+          <w:rFonts w:ascii="Times New Roman" w:eastAsia="宋体" w:hAnsi="Times New Roman" w:cs="宋体"/>
+          <w:lang w:eastAsia="zh-CN"/>
+        </w:rPr>
+        <w:t>Mingyu</w:t>
+      </w:r>
+      <w:proofErr w:type="spellEnd"/>
+      <w:r>
+        <w:rPr>
+          <w:rFonts w:ascii="Times New Roman" w:eastAsia="宋体" w:hAnsi="Times New Roman" w:cs="宋体"/>
+          <w:lang w:eastAsia="zh-CN"/>
+        </w:rPr>
+        <w:t xml:space="preserve"> Gao, </w:t>
+      </w:r>
+      <w:proofErr w:type="spellStart"/>
+      <w:r>
+        <w:rPr>
+          <w:rFonts w:ascii="Times New Roman" w:eastAsia="宋体" w:hAnsi="Times New Roman" w:cs="宋体"/>
+          <w:lang w:eastAsia="zh-CN"/>
+        </w:rPr>
+        <w:t>Huanchen</w:t>
+      </w:r>
+      <w:proofErr w:type="spellEnd"/>
+      <w:r>
+        <w:rPr>
+          <w:rFonts w:ascii="Times New Roman" w:eastAsia="宋体" w:hAnsi="Times New Roman" w:cs="宋体"/>
+          <w:lang w:eastAsia="zh-CN"/>
+        </w:rPr>
+        <w:t xml:space="preserve"> Zhang, </w:t>
+      </w:r>
+      <w:proofErr w:type="spellStart"/>
+      <w:r>
+        <w:rPr>
+          <w:rFonts w:ascii="Times New Roman" w:eastAsia="宋体" w:hAnsi="Times New Roman" w:cs="宋体"/>
+          <w:lang w:eastAsia="zh-CN"/>
+        </w:rPr>
+        <w:t>Fangxin</w:t>
+      </w:r>
+      <w:proofErr w:type="spellEnd"/>
+      <w:r>
+        <w:rPr>
+          <w:rFonts w:ascii="Times New Roman" w:eastAsia="宋体" w:hAnsi="Times New Roman" w:cs="宋体"/>
+          <w:lang w:eastAsia="zh-CN"/>
+        </w:rPr>
+        <w:t xml:space="preserve"> Liu, </w:t>
+      </w:r>
+      <w:proofErr w:type="spellStart"/>
+      <w:r>
+        <w:rPr>
+          <w:rFonts w:ascii="Times New Roman" w:eastAsia="宋体" w:hAnsi="Times New Roman" w:cs="宋体"/>
+          <w:lang w:eastAsia="zh-CN"/>
+        </w:rPr>
+        <w:t>Gongye</w:t>
+      </w:r>
+      <w:proofErr w:type="spellEnd"/>
+      <w:r>
+        <w:rPr>
+          <w:rFonts w:ascii="Times New Roman" w:eastAsia="宋体" w:hAnsi="Times New Roman" w:cs="宋体"/>
+          <w:lang w:eastAsia="zh-CN"/>
+        </w:rPr>
+        <w:t xml:space="preserve"> Chen, He Xian, Haibing Guan, and Li Jiang, "</w:t>
+      </w:r>
+      <w:proofErr w:type="spellStart"/>
+      <w:r>
+        <w:rPr>
+          <w:rFonts w:ascii="Times New Roman" w:eastAsia="宋体" w:hAnsi="Times New Roman" w:cs="宋体"/>
+          <w:lang w:eastAsia="zh-CN"/>
+        </w:rPr>
+        <w:t>PUSHtap</w:t>
+      </w:r>
+      <w:proofErr w:type="spellEnd"/>
+      <w:r>
+        <w:rPr>
+          <w:rFonts w:ascii="Times New Roman" w:eastAsia="宋体" w:hAnsi="Times New Roman" w:cs="宋体"/>
+          <w:lang w:eastAsia="zh-CN"/>
+        </w:rPr>
+        <w:t xml:space="preserve">: PIM-based In-Memory HTAP with Unified Data Storage Format, " in Proceedings of the 30th ACM International Conference on Architectural Support for Programming Languages and Operating Systems (ASPLOS’25, CCF-A) </w:t>
+      </w:r>
+    </w:p>
+    <w:p>
+      <w:pPr>
+        <w:pStyle w:val="Body"/>
+        <w:numPr>
+          <w:ilvl w:val="0"/>
+          <w:numId w:val="1"/>
+        </w:numPr>
+        <w:tabs>
+          <w:tab w:val="left" w:pos="1080"/>
+        </w:tabs>
+        <w:spacing w:after="40"/>
+        <w:rPr>
+          <w:rFonts w:ascii="Times New Roman" w:eastAsia="宋体" w:hAnsi="Times New Roman" w:cs="宋体"/>
+          <w:lang w:eastAsia="zh-CN"/>
+        </w:rPr>
+      </w:pPr>
+      <w:r>
+        <w:rPr>
+          <w:rFonts w:ascii="Times New Roman" w:eastAsia="宋体" w:hAnsi="Times New Roman" w:cs="宋体"/>
+          <w:b/>
+          <w:bCs/>
+          <w:lang w:eastAsia="zh-CN"/>
+        </w:rPr>
+        <w:t>Yilong Zhao</w:t>
+      </w:r>
+      <w:r>
+        <w:rPr>
+          <w:rFonts w:ascii="Times New Roman" w:eastAsia="宋体" w:hAnsi="Times New Roman" w:cs="宋体"/>
+          <w:lang w:eastAsia="zh-CN"/>
+        </w:rPr>
+        <w:t xml:space="preserve">, </w:t>
+      </w:r>
+      <w:proofErr w:type="spellStart"/>
+      <w:r>
+        <w:rPr>
+          <w:rFonts w:ascii="Times New Roman" w:eastAsia="宋体" w:hAnsi="Times New Roman" w:cs="宋体"/>
+          <w:lang w:eastAsia="zh-CN"/>
+        </w:rPr>
+        <w:t>Fangxin</w:t>
+      </w:r>
+      <w:proofErr w:type="spellEnd"/>
+      <w:r>
+        <w:rPr>
+          <w:rFonts w:ascii="Times New Roman" w:eastAsia="宋体" w:hAnsi="Times New Roman" w:cs="宋体"/>
+          <w:lang w:eastAsia="zh-CN"/>
+        </w:rPr>
+        <w:t xml:space="preserve"> Liu, Xiaoyao Liang, </w:t>
+      </w:r>
+      <w:proofErr w:type="spellStart"/>
+      <w:r>
+        <w:rPr>
+          <w:rFonts w:ascii="Times New Roman" w:eastAsia="宋体" w:hAnsi="Times New Roman" w:cs="宋体"/>
+          <w:lang w:eastAsia="zh-CN"/>
+        </w:rPr>
+        <w:t>Mingyu</w:t>
+      </w:r>
+      <w:proofErr w:type="spellEnd"/>
+      <w:r>
+        <w:rPr>
+          <w:rFonts w:ascii="Times New Roman" w:eastAsia="宋体" w:hAnsi="Times New Roman" w:cs="宋体"/>
+          <w:lang w:eastAsia="zh-CN"/>
+        </w:rPr>
+        <w:t xml:space="preserve"> Gao, </w:t>
+      </w:r>
+      <w:proofErr w:type="spellStart"/>
+      <w:r>
+        <w:rPr>
+          <w:rFonts w:ascii="Times New Roman" w:eastAsia="宋体" w:hAnsi="Times New Roman" w:cs="宋体"/>
+          <w:lang w:eastAsia="zh-CN"/>
+        </w:rPr>
+        <w:t>Naifeng</w:t>
+      </w:r>
+      <w:proofErr w:type="spellEnd"/>
+      <w:r>
+        <w:rPr>
+          <w:rFonts w:ascii="Times New Roman" w:eastAsia="宋体" w:hAnsi="Times New Roman" w:cs="宋体"/>
+          <w:lang w:eastAsia="zh-CN"/>
+        </w:rPr>
+        <w:t xml:space="preserve"> Jing, </w:t>
+      </w:r>
+      <w:proofErr w:type="spellStart"/>
+      <w:r>
+        <w:rPr>
+          <w:rFonts w:ascii="Times New Roman" w:eastAsia="宋体" w:hAnsi="Times New Roman" w:cs="宋体"/>
+          <w:lang w:eastAsia="zh-CN"/>
+        </w:rPr>
+        <w:t>Chengyang</w:t>
+      </w:r>
+      <w:proofErr w:type="spellEnd"/>
+      <w:r>
+        <w:rPr>
+          <w:rFonts w:ascii="Times New Roman" w:eastAsia="宋体" w:hAnsi="Times New Roman" w:cs="宋体"/>
+          <w:lang w:eastAsia="zh-CN"/>
+        </w:rPr>
+        <w:t xml:space="preserve"> Gu, </w:t>
+      </w:r>
+      <w:proofErr w:type="spellStart"/>
+      <w:r>
+        <w:rPr>
+          <w:rFonts w:ascii="Times New Roman" w:eastAsia="宋体" w:hAnsi="Times New Roman" w:cs="宋体"/>
+          <w:lang w:eastAsia="zh-CN"/>
+        </w:rPr>
+        <w:t>Qidong</w:t>
+      </w:r>
+      <w:proofErr w:type="spellEnd"/>
+      <w:r>
+        <w:rPr>
+          <w:rFonts w:ascii="Times New Roman" w:eastAsia="宋体" w:hAnsi="Times New Roman" w:cs="宋体"/>
+          <w:lang w:eastAsia="zh-CN"/>
+        </w:rPr>
+        <w:t xml:space="preserve"> Tang, Tao Yang, and Li Jiang, "STAMP: Accelerating Second-order DNN Training Via ReRAM-based Processing-in-Memory Architecture, " in Proceedings of the 16th International Symposium on Advanced Parallel Processing Technology (APPT’25) </w:t>
+      </w:r>
+    </w:p>
+    <w:p>
+      <w:pPr>
+        <w:pStyle w:val="Body"/>
+        <w:numPr>
+          <w:ilvl w:val="0"/>
+          <w:numId w:val="1"/>
+        </w:numPr>
+        <w:tabs>
+          <w:tab w:val="left" w:pos="1080"/>
+        </w:tabs>
+        <w:spacing w:after="40"/>
+        <w:rPr>
+          <w:rFonts w:ascii="Times New Roman" w:eastAsia="宋体" w:hAnsi="Times New Roman" w:cs="宋体"/>
+          <w:lang w:eastAsia="zh-CN"/>
+        </w:rPr>
+      </w:pPr>
+      <w:r>
+        <w:rPr>
+          <w:rFonts w:ascii="Times New Roman" w:eastAsia="宋体" w:hAnsi="Times New Roman" w:cs="宋体"/>
+          <w:b/>
+          <w:bCs/>
+          <w:lang w:eastAsia="zh-CN"/>
+        </w:rPr>
+        <w:t>Yilong Zhao,</w:t>
       </w:r>
       <w:r>
         <w:rPr>
@@ -887,21 +1318,1105 @@
         </w:rPr>
         <w:t xml:space="preserve"> </w:t>
       </w:r>
-      <w:r>
-        <w:rPr>
-          <w:rFonts w:ascii="Times New Roman" w:eastAsia="宋体" w:hAnsi="Times New Roman" w:cs="宋体"/>
+      <w:proofErr w:type="spellStart"/>
+      <w:r>
+        <w:rPr>
+          <w:rFonts w:ascii="Times New Roman" w:eastAsia="宋体" w:hAnsi="Times New Roman" w:cs="宋体"/>
+          <w:lang w:eastAsia="zh-CN"/>
+        </w:rPr>
+        <w:t>Mingyu</w:t>
+      </w:r>
+      <w:proofErr w:type="spellEnd"/>
+      <w:r>
+        <w:rPr>
+          <w:rFonts w:ascii="Times New Roman" w:eastAsia="宋体" w:hAnsi="Times New Roman" w:cs="宋体"/>
+          <w:lang w:eastAsia="zh-CN"/>
+        </w:rPr>
+        <w:t xml:space="preserve"> Gao, </w:t>
+      </w:r>
+      <w:proofErr w:type="spellStart"/>
+      <w:r>
+        <w:rPr>
+          <w:rFonts w:ascii="Times New Roman" w:eastAsia="宋体" w:hAnsi="Times New Roman" w:cs="宋体"/>
+          <w:lang w:eastAsia="zh-CN"/>
+        </w:rPr>
+        <w:t>Fangxin</w:t>
+      </w:r>
+      <w:proofErr w:type="spellEnd"/>
+      <w:r>
+        <w:rPr>
+          <w:rFonts w:ascii="Times New Roman" w:eastAsia="宋体" w:hAnsi="Times New Roman" w:cs="宋体"/>
+          <w:lang w:eastAsia="zh-CN"/>
+        </w:rPr>
+        <w:t xml:space="preserve"> Liu, </w:t>
+      </w:r>
+      <w:proofErr w:type="spellStart"/>
+      <w:r>
+        <w:rPr>
+          <w:rFonts w:ascii="Times New Roman" w:eastAsia="宋体" w:hAnsi="Times New Roman" w:cs="宋体"/>
+          <w:lang w:eastAsia="zh-CN"/>
+        </w:rPr>
+        <w:t>Yiwei</w:t>
+      </w:r>
+      <w:proofErr w:type="spellEnd"/>
+      <w:r>
+        <w:rPr>
+          <w:rFonts w:ascii="Times New Roman" w:eastAsia="宋体" w:hAnsi="Times New Roman" w:cs="宋体"/>
+          <w:lang w:eastAsia="zh-CN"/>
+        </w:rPr>
+        <w:t xml:space="preserve"> Hu, </w:t>
+      </w:r>
+      <w:proofErr w:type="spellStart"/>
+      <w:r>
+        <w:rPr>
+          <w:rFonts w:ascii="Times New Roman" w:eastAsia="宋体" w:hAnsi="Times New Roman" w:cs="宋体"/>
+          <w:lang w:eastAsia="zh-CN"/>
+        </w:rPr>
+        <w:t>Zongwu</w:t>
+      </w:r>
+      <w:proofErr w:type="spellEnd"/>
+      <w:r>
+        <w:rPr>
+          <w:rFonts w:ascii="Times New Roman" w:eastAsia="宋体" w:hAnsi="Times New Roman" w:cs="宋体"/>
+          <w:lang w:eastAsia="zh-CN"/>
+        </w:rPr>
+        <w:t xml:space="preserve"> Wang, Han Lin, Ji Li, He Xian, </w:t>
+      </w:r>
+      <w:proofErr w:type="spellStart"/>
+      <w:r>
+        <w:rPr>
+          <w:rFonts w:ascii="Times New Roman" w:eastAsia="宋体" w:hAnsi="Times New Roman" w:cs="宋体"/>
+          <w:lang w:eastAsia="zh-CN"/>
+        </w:rPr>
+        <w:t>Hanlin</w:t>
+      </w:r>
+      <w:proofErr w:type="spellEnd"/>
+      <w:r>
+        <w:rPr>
+          <w:rFonts w:ascii="Times New Roman" w:eastAsia="宋体" w:hAnsi="Times New Roman" w:cs="宋体"/>
+          <w:lang w:eastAsia="zh-CN"/>
+        </w:rPr>
+        <w:t xml:space="preserve"> Dong, Tao Yang, </w:t>
+      </w:r>
+      <w:proofErr w:type="spellStart"/>
+      <w:r>
+        <w:rPr>
+          <w:rFonts w:ascii="Times New Roman" w:eastAsia="宋体" w:hAnsi="Times New Roman" w:cs="宋体"/>
+          <w:lang w:eastAsia="zh-CN"/>
+        </w:rPr>
+        <w:t>Naifeng</w:t>
+      </w:r>
+      <w:proofErr w:type="spellEnd"/>
+      <w:r>
+        <w:rPr>
+          <w:rFonts w:ascii="Times New Roman" w:eastAsia="宋体" w:hAnsi="Times New Roman" w:cs="宋体"/>
+          <w:lang w:eastAsia="zh-CN"/>
+        </w:rPr>
+        <w:t xml:space="preserve"> Jing, Xiaoyao Liang, and Li Jiang, UM-PIM: DRAM-based PIM with Uniform &amp; Shared Memory Space, in Proceedings of the 51st International Symposium on Computer Architecture (ISCA’24, CCF-A) </w:t>
+      </w:r>
+    </w:p>
+    <w:p>
+      <w:pPr>
+        <w:pStyle w:val="Body"/>
+        <w:numPr>
+          <w:ilvl w:val="0"/>
+          <w:numId w:val="1"/>
+        </w:numPr>
+        <w:tabs>
+          <w:tab w:val="left" w:pos="1080"/>
+        </w:tabs>
+        <w:spacing w:after="40"/>
+        <w:rPr>
+          <w:rFonts w:ascii="Times New Roman" w:eastAsia="宋体" w:hAnsi="Times New Roman" w:cs="宋体"/>
+          <w:lang w:eastAsia="zh-CN"/>
+        </w:rPr>
+      </w:pPr>
+      <w:proofErr w:type="spellStart"/>
+      <w:r>
+        <w:rPr>
+          <w:rFonts w:ascii="Times New Roman" w:eastAsia="宋体" w:hAnsi="Times New Roman" w:cs="宋体" w:hint="eastAsia"/>
+          <w:lang w:eastAsia="zh-CN"/>
+        </w:rPr>
+        <w:t>Weidong</w:t>
+      </w:r>
+      <w:proofErr w:type="spellEnd"/>
+      <w:r>
+        <w:rPr>
+          <w:rFonts w:ascii="Times New Roman" w:eastAsia="宋体" w:hAnsi="Times New Roman" w:cs="宋体" w:hint="eastAsia"/>
+          <w:lang w:eastAsia="zh-CN"/>
+        </w:rPr>
+        <w:t xml:space="preserve"> Cao, </w:t>
+      </w:r>
+      <w:r>
+        <w:rPr>
+          <w:rFonts w:ascii="Times New Roman" w:eastAsia="宋体" w:hAnsi="Times New Roman" w:cs="宋体" w:hint="eastAsia"/>
           <w:b/>
           <w:bCs/>
           <w:lang w:eastAsia="zh-CN"/>
         </w:rPr>
-        <w:t>(ASP-DAC'26)</w:t>
-      </w:r>
-      <w:r>
-        <w:rPr>
-          <w:rFonts w:ascii="Times New Roman" w:eastAsia="宋体" w:hAnsi="Times New Roman" w:cs="宋体"/>
+        <w:t xml:space="preserve">Yilong Zhao </w:t>
+      </w:r>
+      <w:r>
+        <w:rPr>
+          <w:rFonts w:ascii="Times New Roman" w:eastAsia="宋体" w:hAnsi="Times New Roman" w:cs="宋体" w:hint="eastAsia"/>
+          <w:lang w:eastAsia="zh-CN"/>
+        </w:rPr>
+        <w:t>(</w:t>
+      </w:r>
+      <w:r>
+        <w:rPr>
+          <w:rFonts w:ascii="Times New Roman" w:eastAsia="宋体" w:hAnsi="Times New Roman" w:cs="宋体" w:hint="eastAsia"/>
+          <w:lang w:eastAsia="zh-CN"/>
+        </w:rPr>
+        <w:t>c</w:t>
+      </w:r>
+      <w:r>
+        <w:rPr>
+          <w:rFonts w:ascii="Times New Roman" w:eastAsia="宋体" w:hAnsi="Times New Roman" w:cs="宋体"/>
+          <w:lang w:eastAsia="zh-CN"/>
+        </w:rPr>
+        <w:t>o-first author</w:t>
+      </w:r>
+      <w:r>
+        <w:rPr>
+          <w:rFonts w:ascii="Times New Roman" w:eastAsia="宋体" w:hAnsi="Times New Roman" w:cs="宋体" w:hint="eastAsia"/>
+          <w:lang w:eastAsia="zh-CN"/>
+        </w:rPr>
+        <w:t xml:space="preserve">), </w:t>
+      </w:r>
+      <w:proofErr w:type="spellStart"/>
+      <w:r>
+        <w:rPr>
+          <w:rFonts w:ascii="Times New Roman" w:eastAsia="宋体" w:hAnsi="Times New Roman" w:cs="宋体" w:hint="eastAsia"/>
+          <w:lang w:eastAsia="zh-CN"/>
+        </w:rPr>
+        <w:t>Adith</w:t>
+      </w:r>
+      <w:proofErr w:type="spellEnd"/>
+      <w:r>
+        <w:rPr>
+          <w:rFonts w:ascii="Times New Roman" w:eastAsia="宋体" w:hAnsi="Times New Roman" w:cs="宋体" w:hint="eastAsia"/>
           <w:lang w:eastAsia="zh-CN"/>
         </w:rPr>
         <w:t xml:space="preserve"> </w:t>
+      </w:r>
+      <w:proofErr w:type="spellStart"/>
+      <w:r>
+        <w:rPr>
+          <w:rFonts w:ascii="Times New Roman" w:eastAsia="宋体" w:hAnsi="Times New Roman" w:cs="宋体" w:hint="eastAsia"/>
+          <w:lang w:eastAsia="zh-CN"/>
+        </w:rPr>
+        <w:t>Boloor</w:t>
+      </w:r>
+      <w:proofErr w:type="spellEnd"/>
+      <w:r>
+        <w:rPr>
+          <w:rFonts w:ascii="Times New Roman" w:eastAsia="宋体" w:hAnsi="Times New Roman" w:cs="宋体" w:hint="eastAsia"/>
+          <w:lang w:eastAsia="zh-CN"/>
+        </w:rPr>
+        <w:t xml:space="preserve">, Yinhe Han, Xuan Zhang, and Li Jiang, "Neural-PIM: Efficient Processing-In-Memory with Neural Approximation of Peripherals, " in IEEE Transactions on Computers, (TC, 2021, CCF-A) </w:t>
+      </w:r>
+    </w:p>
+    <w:p>
+      <w:pPr>
+        <w:pStyle w:val="Body"/>
+        <w:numPr>
+          <w:ilvl w:val="0"/>
+          <w:numId w:val="1"/>
+        </w:numPr>
+        <w:tabs>
+          <w:tab w:val="left" w:pos="1080"/>
+        </w:tabs>
+        <w:spacing w:after="40"/>
+        <w:rPr>
+          <w:rFonts w:ascii="Times New Roman" w:eastAsia="宋体" w:hAnsi="Times New Roman" w:cs="宋体"/>
+          <w:lang w:eastAsia="zh-CN"/>
+        </w:rPr>
+      </w:pPr>
+      <w:r>
+        <w:rPr>
+          <w:rFonts w:ascii="Times New Roman" w:eastAsia="宋体" w:hAnsi="Times New Roman" w:cs="宋体"/>
+          <w:b/>
+          <w:bCs/>
+          <w:lang w:eastAsia="zh-CN"/>
+        </w:rPr>
+        <w:lastRenderedPageBreak/>
+        <w:t>Yilong Zhao,</w:t>
+      </w:r>
+      <w:r>
+        <w:rPr>
+          <w:rFonts w:ascii="Times New Roman" w:eastAsia="宋体" w:hAnsi="Times New Roman" w:cs="宋体"/>
+          <w:lang w:eastAsia="zh-CN"/>
+        </w:rPr>
+        <w:t xml:space="preserve"> Zhezhi He, </w:t>
+      </w:r>
+      <w:proofErr w:type="spellStart"/>
+      <w:r>
+        <w:rPr>
+          <w:rFonts w:ascii="Times New Roman" w:eastAsia="宋体" w:hAnsi="Times New Roman" w:cs="宋体"/>
+          <w:lang w:eastAsia="zh-CN"/>
+        </w:rPr>
+        <w:t>Naifeng</w:t>
+      </w:r>
+      <w:proofErr w:type="spellEnd"/>
+      <w:r>
+        <w:rPr>
+          <w:rFonts w:ascii="Times New Roman" w:eastAsia="宋体" w:hAnsi="Times New Roman" w:cs="宋体"/>
+          <w:lang w:eastAsia="zh-CN"/>
+        </w:rPr>
+        <w:t xml:space="preserve"> Jing, Xiaoyao Liang, and Li Jiang. Re2PIM: A Reconfigurable ReRAM-Based PIM Design for Variable-Sized Vector-Matrix Multiplication. In Proceedings of the 2021 on Great Lakes Symposium on VLSI (GLSVLSI’21, CCF-C)</w:t>
+      </w:r>
+    </w:p>
+    <w:p>
+      <w:pPr>
+        <w:pStyle w:val="Body"/>
+        <w:tabs>
+          <w:tab w:val="left" w:pos="1080"/>
+        </w:tabs>
+        <w:spacing w:after="40"/>
+        <w:ind w:left="720"/>
+        <w:rPr>
+          <w:rFonts w:ascii="Times New Roman" w:eastAsia="宋体" w:hAnsi="Times New Roman" w:cs="宋体"/>
+          <w:lang w:eastAsia="zh-CN"/>
+        </w:rPr>
+      </w:pPr>
+    </w:p>
+    <w:p>
+      <w:pPr>
+        <w:pStyle w:val="Body"/>
+        <w:tabs>
+          <w:tab w:val="left" w:pos="1080"/>
+        </w:tabs>
+        <w:spacing w:after="40"/>
+        <w:ind w:left="360"/>
+        <w:rPr>
+          <w:rFonts w:ascii="Times New Roman" w:eastAsia="宋体" w:hAnsi="Times New Roman" w:cs="宋体"/>
+          <w:b/>
+          <w:bCs/>
+          <w:lang w:eastAsia="zh-CN"/>
+        </w:rPr>
+      </w:pPr>
+      <w:r>
+        <w:rPr>
+          <w:rFonts w:ascii="Times New Roman" w:eastAsia="宋体" w:hAnsi="Times New Roman" w:cs="宋体" w:hint="eastAsia"/>
+          <w:b/>
+          <w:bCs/>
+          <w:lang w:eastAsia="zh-CN"/>
+        </w:rPr>
+        <w:t>O</w:t>
+      </w:r>
+      <w:r>
+        <w:rPr>
+          <w:rFonts w:ascii="Times New Roman" w:eastAsia="宋体" w:hAnsi="Times New Roman" w:cs="宋体"/>
+          <w:b/>
+          <w:bCs/>
+          <w:lang w:eastAsia="zh-CN"/>
+        </w:rPr>
+        <w:t>thers:</w:t>
+      </w:r>
+    </w:p>
+    <w:p>
+      <w:pPr>
+        <w:pStyle w:val="Body"/>
+        <w:numPr>
+          <w:ilvl w:val="0"/>
+          <w:numId w:val="1"/>
+        </w:numPr>
+        <w:tabs>
+          <w:tab w:val="left" w:pos="1080"/>
+        </w:tabs>
+        <w:spacing w:after="40"/>
+        <w:rPr>
+          <w:rFonts w:ascii="Times New Roman" w:eastAsia="宋体" w:hAnsi="Times New Roman" w:cs="宋体"/>
+          <w:lang w:eastAsia="zh-CN"/>
+        </w:rPr>
+      </w:pPr>
+      <w:proofErr w:type="spellStart"/>
+      <w:r>
+        <w:rPr>
+          <w:rFonts w:ascii="Times New Roman" w:eastAsia="宋体" w:hAnsi="Times New Roman" w:cs="宋体"/>
+          <w:lang w:eastAsia="zh-CN"/>
+        </w:rPr>
+        <w:t>Yiwei</w:t>
+      </w:r>
+      <w:proofErr w:type="spellEnd"/>
+      <w:r>
+        <w:rPr>
+          <w:rFonts w:ascii="Times New Roman" w:eastAsia="宋体" w:hAnsi="Times New Roman" w:cs="宋体"/>
+          <w:lang w:eastAsia="zh-CN"/>
+        </w:rPr>
+        <w:t xml:space="preserve"> Hu, </w:t>
+      </w:r>
+      <w:proofErr w:type="spellStart"/>
+      <w:r>
+        <w:rPr>
+          <w:rFonts w:ascii="Times New Roman" w:eastAsia="宋体" w:hAnsi="Times New Roman" w:cs="宋体"/>
+          <w:lang w:eastAsia="zh-CN"/>
+        </w:rPr>
+        <w:t>Fangxin</w:t>
+      </w:r>
+      <w:proofErr w:type="spellEnd"/>
+      <w:r>
+        <w:rPr>
+          <w:rFonts w:ascii="Times New Roman" w:eastAsia="宋体" w:hAnsi="Times New Roman" w:cs="宋体"/>
+          <w:lang w:eastAsia="zh-CN"/>
+        </w:rPr>
+        <w:t xml:space="preserve"> Liu, </w:t>
+      </w:r>
+      <w:proofErr w:type="spellStart"/>
+      <w:r>
+        <w:rPr>
+          <w:rFonts w:ascii="Times New Roman" w:eastAsia="宋体" w:hAnsi="Times New Roman" w:cs="宋体"/>
+          <w:lang w:eastAsia="zh-CN"/>
+        </w:rPr>
+        <w:t>Zongwu</w:t>
+      </w:r>
+      <w:proofErr w:type="spellEnd"/>
+      <w:r>
+        <w:rPr>
+          <w:rFonts w:ascii="Times New Roman" w:eastAsia="宋体" w:hAnsi="Times New Roman" w:cs="宋体"/>
+          <w:lang w:eastAsia="zh-CN"/>
+        </w:rPr>
+        <w:t xml:space="preserve"> Wang, </w:t>
+      </w:r>
+      <w:r>
+        <w:rPr>
+          <w:rFonts w:ascii="Times New Roman" w:eastAsia="宋体" w:hAnsi="Times New Roman" w:cs="宋体"/>
+          <w:b/>
+          <w:bCs/>
+          <w:lang w:eastAsia="zh-CN"/>
+        </w:rPr>
+        <w:t>Yilong Zhao</w:t>
+      </w:r>
+      <w:r>
+        <w:rPr>
+          <w:rFonts w:ascii="Times New Roman" w:eastAsia="宋体" w:hAnsi="Times New Roman" w:cs="宋体"/>
+          <w:lang w:eastAsia="zh-CN"/>
+        </w:rPr>
+        <w:t>, Tao Yang, Haibing Guan, and Li Jiang, "PLAIN: Leveraging High Internal Bandwidth in PIM for Accelerating Large Language Model Inference via Mixed-Precision Quantization", In Proceedings of the 44th IEEE/ACM International Conference on Computer-Aided Design, (ICCAD’25).</w:t>
+      </w:r>
+    </w:p>
+    <w:p>
+      <w:pPr>
+        <w:pStyle w:val="Body"/>
+        <w:numPr>
+          <w:ilvl w:val="0"/>
+          <w:numId w:val="1"/>
+        </w:numPr>
+        <w:tabs>
+          <w:tab w:val="left" w:pos="1080"/>
+        </w:tabs>
+        <w:spacing w:after="40"/>
+        <w:rPr>
+          <w:rFonts w:ascii="Times New Roman" w:eastAsia="宋体" w:hAnsi="Times New Roman" w:cs="宋体"/>
+          <w:lang w:eastAsia="zh-CN"/>
+        </w:rPr>
+      </w:pPr>
+      <w:proofErr w:type="spellStart"/>
+      <w:r>
+        <w:rPr>
+          <w:rFonts w:ascii="Times New Roman" w:eastAsia="宋体" w:hAnsi="Times New Roman" w:cs="宋体"/>
+          <w:lang w:eastAsia="zh-CN"/>
+        </w:rPr>
+        <w:t>Fangxin</w:t>
+      </w:r>
+      <w:proofErr w:type="spellEnd"/>
+      <w:r>
+        <w:rPr>
+          <w:rFonts w:ascii="Times New Roman" w:eastAsia="宋体" w:hAnsi="Times New Roman" w:cs="宋体"/>
+          <w:lang w:eastAsia="zh-CN"/>
+        </w:rPr>
+        <w:t xml:space="preserve"> Liu, </w:t>
+      </w:r>
+      <w:proofErr w:type="spellStart"/>
+      <w:r>
+        <w:rPr>
+          <w:rFonts w:ascii="Times New Roman" w:eastAsia="宋体" w:hAnsi="Times New Roman" w:cs="宋体"/>
+          <w:lang w:eastAsia="zh-CN"/>
+        </w:rPr>
+        <w:t>Wenbo</w:t>
+      </w:r>
+      <w:proofErr w:type="spellEnd"/>
+      <w:r>
+        <w:rPr>
+          <w:rFonts w:ascii="Times New Roman" w:eastAsia="宋体" w:hAnsi="Times New Roman" w:cs="宋体"/>
+          <w:lang w:eastAsia="zh-CN"/>
+        </w:rPr>
+        <w:t xml:space="preserve"> Zhao, </w:t>
+      </w:r>
+      <w:proofErr w:type="spellStart"/>
+      <w:r>
+        <w:rPr>
+          <w:rFonts w:ascii="Times New Roman" w:eastAsia="宋体" w:hAnsi="Times New Roman" w:cs="宋体"/>
+          <w:lang w:eastAsia="zh-CN"/>
+        </w:rPr>
+        <w:t>Zongwu</w:t>
+      </w:r>
+      <w:proofErr w:type="spellEnd"/>
+      <w:r>
+        <w:rPr>
+          <w:rFonts w:ascii="Times New Roman" w:eastAsia="宋体" w:hAnsi="Times New Roman" w:cs="宋体"/>
+          <w:lang w:eastAsia="zh-CN"/>
+        </w:rPr>
+        <w:t xml:space="preserve"> Wang, </w:t>
+      </w:r>
+      <w:r>
+        <w:rPr>
+          <w:rFonts w:ascii="Times New Roman" w:eastAsia="宋体" w:hAnsi="Times New Roman" w:cs="宋体"/>
+          <w:b/>
+          <w:bCs/>
+          <w:lang w:eastAsia="zh-CN"/>
+        </w:rPr>
+        <w:t>Yilong Zhao</w:t>
+      </w:r>
+      <w:r>
+        <w:rPr>
+          <w:rFonts w:ascii="Times New Roman" w:eastAsia="宋体" w:hAnsi="Times New Roman" w:cs="宋体"/>
+          <w:lang w:eastAsia="zh-CN"/>
+        </w:rPr>
+        <w:t xml:space="preserve">, Tao Yang, </w:t>
+      </w:r>
+      <w:proofErr w:type="spellStart"/>
+      <w:r>
+        <w:rPr>
+          <w:rFonts w:ascii="Times New Roman" w:eastAsia="宋体" w:hAnsi="Times New Roman" w:cs="宋体"/>
+          <w:lang w:eastAsia="zh-CN"/>
+        </w:rPr>
+        <w:t>Yiran</w:t>
+      </w:r>
+      <w:proofErr w:type="spellEnd"/>
+      <w:r>
+        <w:rPr>
+          <w:rFonts w:ascii="Times New Roman" w:eastAsia="宋体" w:hAnsi="Times New Roman" w:cs="宋体"/>
+          <w:lang w:eastAsia="zh-CN"/>
+        </w:rPr>
+        <w:t xml:space="preserve"> Chen, Li Jiang, "IVQ: In-Memory Acceleration of DNN Inference Exploiting Varied Quantization", in IEEE Transactions on Computer-Aided Design of Integrated Circuits and Systems, (TCAD, 2022)</w:t>
+      </w:r>
+    </w:p>
+    <w:p>
+      <w:pPr>
+        <w:pStyle w:val="Body"/>
+        <w:numPr>
+          <w:ilvl w:val="0"/>
+          <w:numId w:val="1"/>
+        </w:numPr>
+        <w:tabs>
+          <w:tab w:val="left" w:pos="1080"/>
+        </w:tabs>
+        <w:spacing w:after="40"/>
+        <w:rPr>
+          <w:rFonts w:ascii="Times New Roman" w:eastAsia="宋体" w:hAnsi="Times New Roman" w:cs="宋体"/>
+          <w:lang w:eastAsia="zh-CN"/>
+        </w:rPr>
+      </w:pPr>
+      <w:proofErr w:type="spellStart"/>
+      <w:r>
+        <w:rPr>
+          <w:rFonts w:ascii="Times New Roman" w:eastAsia="宋体" w:hAnsi="Times New Roman" w:cs="宋体"/>
+          <w:lang w:eastAsia="zh-CN"/>
+        </w:rPr>
+        <w:t>Fangxin</w:t>
+      </w:r>
+      <w:proofErr w:type="spellEnd"/>
+      <w:r>
+        <w:rPr>
+          <w:rFonts w:ascii="Times New Roman" w:eastAsia="宋体" w:hAnsi="Times New Roman" w:cs="宋体"/>
+          <w:lang w:eastAsia="zh-CN"/>
+        </w:rPr>
+        <w:t xml:space="preserve"> Liu, </w:t>
+      </w:r>
+      <w:proofErr w:type="spellStart"/>
+      <w:r>
+        <w:rPr>
+          <w:rFonts w:ascii="Times New Roman" w:eastAsia="宋体" w:hAnsi="Times New Roman" w:cs="宋体"/>
+          <w:lang w:eastAsia="zh-CN"/>
+        </w:rPr>
+        <w:t>Wenbo</w:t>
+      </w:r>
+      <w:proofErr w:type="spellEnd"/>
+      <w:r>
+        <w:rPr>
+          <w:rFonts w:ascii="Times New Roman" w:eastAsia="宋体" w:hAnsi="Times New Roman" w:cs="宋体"/>
+          <w:lang w:eastAsia="zh-CN"/>
+        </w:rPr>
+        <w:t xml:space="preserve"> Zhao, Zhezhi He, </w:t>
+      </w:r>
+      <w:proofErr w:type="spellStart"/>
+      <w:r>
+        <w:rPr>
+          <w:rFonts w:ascii="Times New Roman" w:eastAsia="宋体" w:hAnsi="Times New Roman" w:cs="宋体"/>
+          <w:lang w:eastAsia="zh-CN"/>
+        </w:rPr>
+        <w:t>Zongwu</w:t>
+      </w:r>
+      <w:proofErr w:type="spellEnd"/>
+      <w:r>
+        <w:rPr>
+          <w:rFonts w:ascii="Times New Roman" w:eastAsia="宋体" w:hAnsi="Times New Roman" w:cs="宋体"/>
+          <w:lang w:eastAsia="zh-CN"/>
+        </w:rPr>
+        <w:t xml:space="preserve"> Wang, </w:t>
+      </w:r>
+      <w:r>
+        <w:rPr>
+          <w:rFonts w:ascii="Times New Roman" w:eastAsia="宋体" w:hAnsi="Times New Roman" w:cs="宋体"/>
+          <w:b/>
+          <w:bCs/>
+          <w:lang w:eastAsia="zh-CN"/>
+        </w:rPr>
+        <w:t>Yilong Zhao</w:t>
+      </w:r>
+      <w:r>
+        <w:rPr>
+          <w:rFonts w:ascii="Times New Roman" w:eastAsia="宋体" w:hAnsi="Times New Roman" w:cs="宋体"/>
+          <w:lang w:eastAsia="zh-CN"/>
+        </w:rPr>
+        <w:t xml:space="preserve">, </w:t>
+      </w:r>
+      <w:proofErr w:type="spellStart"/>
+      <w:r>
+        <w:rPr>
+          <w:rFonts w:ascii="Times New Roman" w:eastAsia="宋体" w:hAnsi="Times New Roman" w:cs="宋体"/>
+          <w:lang w:eastAsia="zh-CN"/>
+        </w:rPr>
+        <w:t>Yongbiao</w:t>
+      </w:r>
+      <w:proofErr w:type="spellEnd"/>
+      <w:r>
+        <w:rPr>
+          <w:rFonts w:ascii="Times New Roman" w:eastAsia="宋体" w:hAnsi="Times New Roman" w:cs="宋体"/>
+          <w:lang w:eastAsia="zh-CN"/>
+        </w:rPr>
+        <w:t xml:space="preserve"> Chen, and Li Jiang, "Bit-Transformer: Transforming Bit-level Sparsity into Higher </w:t>
+      </w:r>
+      <w:proofErr w:type="spellStart"/>
+      <w:r>
+        <w:rPr>
+          <w:rFonts w:ascii="Times New Roman" w:eastAsia="宋体" w:hAnsi="Times New Roman" w:cs="宋体"/>
+          <w:lang w:eastAsia="zh-CN"/>
+        </w:rPr>
+        <w:t>Preformance</w:t>
+      </w:r>
+      <w:proofErr w:type="spellEnd"/>
+      <w:r>
+        <w:rPr>
+          <w:rFonts w:ascii="Times New Roman" w:eastAsia="宋体" w:hAnsi="Times New Roman" w:cs="宋体"/>
+          <w:lang w:eastAsia="zh-CN"/>
+        </w:rPr>
+        <w:t xml:space="preserve"> in ReRAM-based Accelerator", In Proceedings of the 40th International Conference on Computer-Aided Design (ICCAD '21).</w:t>
+      </w:r>
+    </w:p>
+    <w:p>
+      <w:pPr>
+        <w:pStyle w:val="Body"/>
+        <w:numPr>
+          <w:ilvl w:val="0"/>
+          <w:numId w:val="1"/>
+        </w:numPr>
+        <w:tabs>
+          <w:tab w:val="left" w:pos="1080"/>
+        </w:tabs>
+        <w:spacing w:after="40"/>
+        <w:rPr>
+          <w:rFonts w:ascii="Times New Roman" w:eastAsia="宋体" w:hAnsi="Times New Roman" w:cs="宋体"/>
+          <w:lang w:eastAsia="zh-CN"/>
+        </w:rPr>
+      </w:pPr>
+      <w:proofErr w:type="spellStart"/>
+      <w:r>
+        <w:rPr>
+          <w:rFonts w:ascii="Times New Roman" w:eastAsia="宋体" w:hAnsi="Times New Roman" w:cs="宋体"/>
+          <w:lang w:eastAsia="zh-CN"/>
+        </w:rPr>
+        <w:t>Fangxin</w:t>
+      </w:r>
+      <w:proofErr w:type="spellEnd"/>
+      <w:r>
+        <w:rPr>
+          <w:rFonts w:ascii="Times New Roman" w:eastAsia="宋体" w:hAnsi="Times New Roman" w:cs="宋体"/>
+          <w:lang w:eastAsia="zh-CN"/>
+        </w:rPr>
+        <w:t xml:space="preserve"> Liu, </w:t>
+      </w:r>
+      <w:proofErr w:type="spellStart"/>
+      <w:r>
+        <w:rPr>
+          <w:rFonts w:ascii="Times New Roman" w:eastAsia="宋体" w:hAnsi="Times New Roman" w:cs="宋体"/>
+          <w:lang w:eastAsia="zh-CN"/>
+        </w:rPr>
+        <w:t>Wenbo</w:t>
+      </w:r>
+      <w:proofErr w:type="spellEnd"/>
+      <w:r>
+        <w:rPr>
+          <w:rFonts w:ascii="Times New Roman" w:eastAsia="宋体" w:hAnsi="Times New Roman" w:cs="宋体"/>
+          <w:lang w:eastAsia="zh-CN"/>
+        </w:rPr>
+        <w:t xml:space="preserve"> Zhao, Zhezhi He, </w:t>
+      </w:r>
+      <w:proofErr w:type="spellStart"/>
+      <w:r>
+        <w:rPr>
+          <w:rFonts w:ascii="Times New Roman" w:eastAsia="宋体" w:hAnsi="Times New Roman" w:cs="宋体"/>
+          <w:lang w:eastAsia="zh-CN"/>
+        </w:rPr>
+        <w:t>Zongwu</w:t>
+      </w:r>
+      <w:proofErr w:type="spellEnd"/>
+      <w:r>
+        <w:rPr>
+          <w:rFonts w:ascii="Times New Roman" w:eastAsia="宋体" w:hAnsi="Times New Roman" w:cs="宋体"/>
+          <w:lang w:eastAsia="zh-CN"/>
+        </w:rPr>
+        <w:t xml:space="preserve"> Wang, </w:t>
+      </w:r>
+      <w:r>
+        <w:rPr>
+          <w:rFonts w:ascii="Times New Roman" w:eastAsia="宋体" w:hAnsi="Times New Roman" w:cs="宋体"/>
+          <w:b/>
+          <w:bCs/>
+          <w:lang w:eastAsia="zh-CN"/>
+        </w:rPr>
+        <w:t>Yilong Zhao</w:t>
+      </w:r>
+      <w:r>
+        <w:rPr>
+          <w:rFonts w:ascii="Times New Roman" w:eastAsia="宋体" w:hAnsi="Times New Roman" w:cs="宋体"/>
+          <w:lang w:eastAsia="zh-CN"/>
+        </w:rPr>
+        <w:t xml:space="preserve">, Tao Yang, </w:t>
+      </w:r>
+      <w:proofErr w:type="spellStart"/>
+      <w:r>
+        <w:rPr>
+          <w:rFonts w:ascii="Times New Roman" w:eastAsia="宋体" w:hAnsi="Times New Roman" w:cs="宋体"/>
+          <w:lang w:eastAsia="zh-CN"/>
+        </w:rPr>
+        <w:t>Naifeng</w:t>
+      </w:r>
+      <w:proofErr w:type="spellEnd"/>
+      <w:r>
+        <w:rPr>
+          <w:rFonts w:ascii="Times New Roman" w:eastAsia="宋体" w:hAnsi="Times New Roman" w:cs="宋体"/>
+          <w:lang w:eastAsia="zh-CN"/>
+        </w:rPr>
+        <w:t xml:space="preserve"> Jing, Xiaoyao Liang, and Li Jiang, "SME: ReRAM-based Sparse-Multiplication-Engine to Squeeze-Out Bit Sparsity of Neural Network," In Proceedings of the 39th IEEE International Conference on Computer Design (ICCD’21).</w:t>
+      </w:r>
+    </w:p>
+    <w:p>
+      <w:pPr>
+        <w:pStyle w:val="Body"/>
+        <w:numPr>
+          <w:ilvl w:val="0"/>
+          <w:numId w:val="1"/>
+        </w:numPr>
+        <w:tabs>
+          <w:tab w:val="left" w:pos="1080"/>
+        </w:tabs>
+        <w:spacing w:after="40"/>
+        <w:rPr>
+          <w:rFonts w:ascii="Times New Roman" w:eastAsia="宋体" w:hAnsi="Times New Roman" w:cs="宋体"/>
+          <w:lang w:eastAsia="zh-CN"/>
+        </w:rPr>
+      </w:pPr>
+      <w:r>
+        <w:rPr>
+          <w:rFonts w:ascii="Times New Roman" w:eastAsia="宋体" w:hAnsi="Times New Roman" w:cs="宋体"/>
+          <w:lang w:eastAsia="zh-CN"/>
+        </w:rPr>
+        <w:t xml:space="preserve">Tao Yang, Dongyue Li, </w:t>
+      </w:r>
+      <w:proofErr w:type="spellStart"/>
+      <w:r>
+        <w:rPr>
+          <w:rFonts w:ascii="Times New Roman" w:eastAsia="宋体" w:hAnsi="Times New Roman" w:cs="宋体"/>
+          <w:lang w:eastAsia="zh-CN"/>
+        </w:rPr>
+        <w:t>Yibo</w:t>
+      </w:r>
+      <w:proofErr w:type="spellEnd"/>
+      <w:r>
+        <w:rPr>
+          <w:rFonts w:ascii="Times New Roman" w:eastAsia="宋体" w:hAnsi="Times New Roman" w:cs="宋体"/>
+          <w:lang w:eastAsia="zh-CN"/>
+        </w:rPr>
+        <w:t xml:space="preserve"> Han, </w:t>
+      </w:r>
+      <w:r>
+        <w:rPr>
+          <w:rFonts w:ascii="Times New Roman" w:eastAsia="宋体" w:hAnsi="Times New Roman" w:cs="宋体"/>
+          <w:b/>
+          <w:bCs/>
+          <w:lang w:eastAsia="zh-CN"/>
+        </w:rPr>
+        <w:t>Yilong Zhao</w:t>
+      </w:r>
+      <w:r>
+        <w:rPr>
+          <w:rFonts w:ascii="Times New Roman" w:eastAsia="宋体" w:hAnsi="Times New Roman" w:cs="宋体"/>
+          <w:lang w:eastAsia="zh-CN"/>
+        </w:rPr>
+        <w:t xml:space="preserve">, </w:t>
+      </w:r>
+      <w:proofErr w:type="spellStart"/>
+      <w:r>
+        <w:rPr>
+          <w:rFonts w:ascii="Times New Roman" w:eastAsia="宋体" w:hAnsi="Times New Roman" w:cs="宋体"/>
+          <w:lang w:eastAsia="zh-CN"/>
+        </w:rPr>
+        <w:t>Fangxin</w:t>
+      </w:r>
+      <w:proofErr w:type="spellEnd"/>
+      <w:r>
+        <w:rPr>
+          <w:rFonts w:ascii="Times New Roman" w:eastAsia="宋体" w:hAnsi="Times New Roman" w:cs="宋体"/>
+          <w:lang w:eastAsia="zh-CN"/>
+        </w:rPr>
+        <w:t xml:space="preserve"> Liu, Xiaoyao Liang, Zhezhi He, and Li Jiang, "PIMGCN: A ReRAM-Based PIM Design for Graph Convolutional Network Acceleration", In Proceedings of the 58th ACM/IEEE Design Automation Conference, (DAC’21).</w:t>
+      </w:r>
+    </w:p>
+    <w:p>
+      <w:pPr>
+        <w:pStyle w:val="Body"/>
+        <w:numPr>
+          <w:ilvl w:val="0"/>
+          <w:numId w:val="1"/>
+        </w:numPr>
+        <w:tabs>
+          <w:tab w:val="left" w:pos="1080"/>
+        </w:tabs>
+        <w:spacing w:after="40"/>
+        <w:rPr>
+          <w:rFonts w:ascii="Times New Roman" w:eastAsia="宋体" w:hAnsi="Times New Roman" w:cs="宋体"/>
+          <w:lang w:eastAsia="zh-CN"/>
+        </w:rPr>
+      </w:pPr>
+      <w:proofErr w:type="spellStart"/>
+      <w:r>
+        <w:rPr>
+          <w:rFonts w:ascii="Times New Roman" w:eastAsia="宋体" w:hAnsi="Times New Roman" w:cs="宋体"/>
+          <w:lang w:eastAsia="zh-CN"/>
+        </w:rPr>
+        <w:t>Ziqi</w:t>
+      </w:r>
+      <w:proofErr w:type="spellEnd"/>
+      <w:r>
+        <w:rPr>
+          <w:rFonts w:ascii="Times New Roman" w:eastAsia="宋体" w:hAnsi="Times New Roman" w:cs="宋体"/>
+          <w:lang w:eastAsia="zh-CN"/>
+        </w:rPr>
+        <w:t xml:space="preserve"> Meng, </w:t>
+      </w:r>
+      <w:proofErr w:type="spellStart"/>
+      <w:r>
+        <w:rPr>
+          <w:rFonts w:ascii="Times New Roman" w:eastAsia="宋体" w:hAnsi="Times New Roman" w:cs="宋体"/>
+          <w:lang w:eastAsia="zh-CN"/>
+        </w:rPr>
+        <w:t>Weikang</w:t>
+      </w:r>
+      <w:proofErr w:type="spellEnd"/>
+      <w:r>
+        <w:rPr>
+          <w:rFonts w:ascii="Times New Roman" w:eastAsia="宋体" w:hAnsi="Times New Roman" w:cs="宋体"/>
+          <w:lang w:eastAsia="zh-CN"/>
+        </w:rPr>
+        <w:t xml:space="preserve"> </w:t>
+      </w:r>
+      <w:proofErr w:type="spellStart"/>
+      <w:r>
+        <w:rPr>
+          <w:rFonts w:ascii="Times New Roman" w:eastAsia="宋体" w:hAnsi="Times New Roman" w:cs="宋体"/>
+          <w:lang w:eastAsia="zh-CN"/>
+        </w:rPr>
+        <w:t>Oian</w:t>
+      </w:r>
+      <w:proofErr w:type="spellEnd"/>
+      <w:r>
+        <w:rPr>
+          <w:rFonts w:ascii="Times New Roman" w:eastAsia="宋体" w:hAnsi="Times New Roman" w:cs="宋体"/>
+          <w:lang w:eastAsia="zh-CN"/>
+        </w:rPr>
+        <w:t xml:space="preserve">, </w:t>
+      </w:r>
+      <w:r>
+        <w:rPr>
+          <w:rFonts w:ascii="Times New Roman" w:eastAsia="宋体" w:hAnsi="Times New Roman" w:cs="宋体"/>
+          <w:b/>
+          <w:bCs/>
+          <w:lang w:eastAsia="zh-CN"/>
+        </w:rPr>
+        <w:t>Yilong Zhao</w:t>
+      </w:r>
+      <w:r>
+        <w:rPr>
+          <w:rFonts w:ascii="Times New Roman" w:eastAsia="宋体" w:hAnsi="Times New Roman" w:cs="宋体"/>
+          <w:lang w:eastAsia="zh-CN"/>
+        </w:rPr>
+        <w:t xml:space="preserve">, </w:t>
+      </w:r>
+      <w:proofErr w:type="spellStart"/>
+      <w:r>
+        <w:rPr>
+          <w:rFonts w:ascii="Times New Roman" w:eastAsia="宋体" w:hAnsi="Times New Roman" w:cs="宋体"/>
+          <w:lang w:eastAsia="zh-CN"/>
+        </w:rPr>
+        <w:t>Yanan</w:t>
+      </w:r>
+      <w:proofErr w:type="spellEnd"/>
+      <w:r>
+        <w:rPr>
+          <w:rFonts w:ascii="Times New Roman" w:eastAsia="宋体" w:hAnsi="Times New Roman" w:cs="宋体"/>
+          <w:lang w:eastAsia="zh-CN"/>
+        </w:rPr>
+        <w:t xml:space="preserve"> Sun, Rui Yang, and Li Jiang, "Digital Offset for RRAM-based Neuromorphic Computing: A Novel Solution to Conquer Cycle-to-cycle Variation," In Proceedings of the 24th Conference on Design, Automation and Test in Europe, (DATE’2021).</w:t>
+      </w:r>
+    </w:p>
+    <w:p>
+      <w:pPr>
+        <w:pStyle w:val="Body"/>
+        <w:numPr>
+          <w:ilvl w:val="0"/>
+          <w:numId w:val="1"/>
+        </w:numPr>
+        <w:tabs>
+          <w:tab w:val="left" w:pos="1080"/>
+        </w:tabs>
+        <w:spacing w:after="40"/>
+        <w:rPr>
+          <w:rFonts w:ascii="Times New Roman" w:eastAsia="宋体" w:hAnsi="Times New Roman" w:cs="宋体"/>
+          <w:lang w:eastAsia="zh-CN"/>
+        </w:rPr>
+      </w:pPr>
+      <w:proofErr w:type="spellStart"/>
+      <w:r>
+        <w:rPr>
+          <w:rFonts w:ascii="Times New Roman" w:eastAsia="宋体" w:hAnsi="Times New Roman" w:cs="宋体"/>
+          <w:lang w:eastAsia="zh-CN"/>
+        </w:rPr>
+        <w:t>Yanan</w:t>
+      </w:r>
+      <w:proofErr w:type="spellEnd"/>
+      <w:r>
+        <w:rPr>
+          <w:rFonts w:ascii="Times New Roman" w:eastAsia="宋体" w:hAnsi="Times New Roman" w:cs="宋体"/>
+          <w:lang w:eastAsia="zh-CN"/>
+        </w:rPr>
+        <w:t xml:space="preserve"> Sun, Chang Ma, </w:t>
+      </w:r>
+      <w:proofErr w:type="spellStart"/>
+      <w:r>
+        <w:rPr>
+          <w:rFonts w:ascii="Times New Roman" w:eastAsia="宋体" w:hAnsi="Times New Roman" w:cs="宋体"/>
+          <w:lang w:eastAsia="zh-CN"/>
+        </w:rPr>
+        <w:t>Zhi</w:t>
+      </w:r>
+      <w:proofErr w:type="spellEnd"/>
+      <w:r>
+        <w:rPr>
+          <w:rFonts w:ascii="Times New Roman" w:eastAsia="宋体" w:hAnsi="Times New Roman" w:cs="宋体"/>
+          <w:lang w:eastAsia="zh-CN"/>
+        </w:rPr>
+        <w:t xml:space="preserve"> Li, </w:t>
+      </w:r>
+      <w:r>
+        <w:rPr>
+          <w:rFonts w:ascii="Times New Roman" w:eastAsia="宋体" w:hAnsi="Times New Roman" w:cs="宋体"/>
+          <w:b/>
+          <w:bCs/>
+          <w:lang w:eastAsia="zh-CN"/>
+        </w:rPr>
+        <w:t>Yilong Zhao</w:t>
+      </w:r>
+      <w:r>
+        <w:rPr>
+          <w:rFonts w:ascii="Times New Roman" w:eastAsia="宋体" w:hAnsi="Times New Roman" w:cs="宋体"/>
+          <w:lang w:eastAsia="zh-CN"/>
+        </w:rPr>
+        <w:t xml:space="preserve">, </w:t>
+      </w:r>
+      <w:proofErr w:type="spellStart"/>
+      <w:r>
+        <w:rPr>
+          <w:rFonts w:ascii="Times New Roman" w:eastAsia="宋体" w:hAnsi="Times New Roman" w:cs="宋体"/>
+          <w:lang w:eastAsia="zh-CN"/>
+        </w:rPr>
+        <w:t>Jiachen</w:t>
+      </w:r>
+      <w:proofErr w:type="spellEnd"/>
+      <w:r>
+        <w:rPr>
+          <w:rFonts w:ascii="Times New Roman" w:eastAsia="宋体" w:hAnsi="Times New Roman" w:cs="宋体"/>
+          <w:lang w:eastAsia="zh-CN"/>
+        </w:rPr>
+        <w:t xml:space="preserve"> Jiang, </w:t>
+      </w:r>
+      <w:proofErr w:type="spellStart"/>
+      <w:r>
+        <w:rPr>
+          <w:rFonts w:ascii="Times New Roman" w:eastAsia="宋体" w:hAnsi="Times New Roman" w:cs="宋体"/>
+          <w:lang w:eastAsia="zh-CN"/>
+        </w:rPr>
+        <w:t>Weikang</w:t>
+      </w:r>
+      <w:proofErr w:type="spellEnd"/>
+      <w:r>
+        <w:rPr>
+          <w:rFonts w:ascii="Times New Roman" w:eastAsia="宋体" w:hAnsi="Times New Roman" w:cs="宋体"/>
+          <w:lang w:eastAsia="zh-CN"/>
+        </w:rPr>
+        <w:t xml:space="preserve"> Qian, Rui Yang, Zhezhi He and Li Jiang, "Unary Coding and Variation-Aware Optimal Mapping Scheme for Reliable ReRAM-based Neuromorphic Computing," in IEEE Transactions on Computer-Aided Design of Integrated Circuits and Systems, (TCAD, 2021)</w:t>
+      </w:r>
+    </w:p>
+    <w:p>
+      <w:pPr>
+        <w:pStyle w:val="Body"/>
+        <w:numPr>
+          <w:ilvl w:val="0"/>
+          <w:numId w:val="1"/>
+        </w:numPr>
+        <w:tabs>
+          <w:tab w:val="left" w:pos="1080"/>
+        </w:tabs>
+        <w:spacing w:after="40"/>
+        <w:rPr>
+          <w:rFonts w:ascii="Times New Roman" w:eastAsia="宋体" w:hAnsi="Times New Roman" w:cs="宋体"/>
+          <w:lang w:eastAsia="zh-CN"/>
+        </w:rPr>
+      </w:pPr>
+      <w:proofErr w:type="spellStart"/>
+      <w:r>
+        <w:rPr>
+          <w:rFonts w:ascii="Times New Roman" w:eastAsia="宋体" w:hAnsi="Times New Roman" w:cs="宋体"/>
+          <w:lang w:eastAsia="zh-CN"/>
+        </w:rPr>
+        <w:t>Zhuoran</w:t>
+      </w:r>
+      <w:proofErr w:type="spellEnd"/>
+      <w:r>
+        <w:rPr>
+          <w:rFonts w:ascii="Times New Roman" w:eastAsia="宋体" w:hAnsi="Times New Roman" w:cs="宋体"/>
+          <w:lang w:eastAsia="zh-CN"/>
+        </w:rPr>
+        <w:t xml:space="preserve"> Song, </w:t>
+      </w:r>
+      <w:r>
+        <w:rPr>
+          <w:rFonts w:ascii="Times New Roman" w:eastAsia="宋体" w:hAnsi="Times New Roman" w:cs="宋体"/>
+          <w:b/>
+          <w:bCs/>
+          <w:lang w:eastAsia="zh-CN"/>
+        </w:rPr>
+        <w:t>Yilong Zhao</w:t>
+      </w:r>
+      <w:r>
+        <w:rPr>
+          <w:rFonts w:ascii="Times New Roman" w:eastAsia="宋体" w:hAnsi="Times New Roman" w:cs="宋体"/>
+          <w:lang w:eastAsia="zh-CN"/>
+        </w:rPr>
+        <w:t xml:space="preserve">, </w:t>
+      </w:r>
+      <w:proofErr w:type="spellStart"/>
+      <w:r>
+        <w:rPr>
+          <w:rFonts w:ascii="Times New Roman" w:eastAsia="宋体" w:hAnsi="Times New Roman" w:cs="宋体"/>
+          <w:lang w:eastAsia="zh-CN"/>
+        </w:rPr>
+        <w:t>Yanan</w:t>
+      </w:r>
+      <w:proofErr w:type="spellEnd"/>
+      <w:r>
+        <w:rPr>
+          <w:rFonts w:ascii="Times New Roman" w:eastAsia="宋体" w:hAnsi="Times New Roman" w:cs="宋体"/>
+          <w:lang w:eastAsia="zh-CN"/>
+        </w:rPr>
+        <w:t xml:space="preserve"> Sun, Xiaoyao Liang and Li Jiang. "</w:t>
+      </w:r>
+      <w:proofErr w:type="spellStart"/>
+      <w:r>
+        <w:rPr>
+          <w:rFonts w:ascii="Times New Roman" w:eastAsia="宋体" w:hAnsi="Times New Roman" w:cs="宋体"/>
+          <w:lang w:eastAsia="zh-CN"/>
+        </w:rPr>
+        <w:t>ESNreram</w:t>
+      </w:r>
+      <w:proofErr w:type="spellEnd"/>
+      <w:r>
+        <w:rPr>
+          <w:rFonts w:ascii="Times New Roman" w:eastAsia="宋体" w:hAnsi="Times New Roman" w:cs="宋体"/>
+          <w:lang w:eastAsia="zh-CN"/>
+        </w:rPr>
+        <w:t>: An Energy-Efficient Sparse Neural Network Based on Resistive Random-Access Memory, " In Proceedings of the 2020 on Great Lakes Symposium on VLSI, (GLSVLSI’20).</w:t>
+      </w:r>
+    </w:p>
+    <w:p>
+      <w:pPr>
+        <w:pStyle w:val="Body"/>
+        <w:numPr>
+          <w:ilvl w:val="0"/>
+          <w:numId w:val="1"/>
+        </w:numPr>
+        <w:tabs>
+          <w:tab w:val="left" w:pos="1080"/>
+        </w:tabs>
+        <w:spacing w:after="40"/>
+        <w:rPr>
+          <w:rFonts w:ascii="Times New Roman" w:eastAsia="宋体" w:hAnsi="Times New Roman" w:cs="宋体"/>
+          <w:lang w:eastAsia="zh-CN"/>
+        </w:rPr>
+      </w:pPr>
+      <w:r>
+        <w:rPr>
+          <w:rFonts w:ascii="Times New Roman" w:eastAsia="宋体" w:hAnsi="Times New Roman" w:cs="宋体"/>
+          <w:lang w:eastAsia="zh-CN"/>
+        </w:rPr>
+        <w:t xml:space="preserve">Chaoqun Chu, Yanzhi Wang, </w:t>
+      </w:r>
+      <w:r>
+        <w:rPr>
+          <w:rFonts w:ascii="Times New Roman" w:eastAsia="宋体" w:hAnsi="Times New Roman" w:cs="宋体"/>
+          <w:b/>
+          <w:bCs/>
+          <w:lang w:eastAsia="zh-CN"/>
+        </w:rPr>
+        <w:t>Yilong Zhao</w:t>
+      </w:r>
+      <w:r>
+        <w:rPr>
+          <w:rFonts w:ascii="Times New Roman" w:eastAsia="宋体" w:hAnsi="Times New Roman" w:cs="宋体"/>
+          <w:lang w:eastAsia="zh-CN"/>
+        </w:rPr>
+        <w:t>, Xiaolong Ma, Shaokai Ye, Yunyan Hong, Xiaoyao Liang, Yinhe Han and Li Jiang. "PIM-Prune: Fine-Grain DCNN pruning for Crossbar-based Process-In-Memory architecture, " In Proceedings of the 57th ACM/IEEE Design Automation Conference, (DAC’20).</w:t>
+      </w:r>
+    </w:p>
+    <w:p>
+      <w:pPr>
+        <w:pStyle w:val="ListParagraph"/>
+        <w:widowControl w:val="0"/>
+        <w:tabs>
+          <w:tab w:val="left" w:pos="1820"/>
+        </w:tabs>
+        <w:spacing w:line="240" w:lineRule="exact"/>
+        <w:ind w:left="780" w:firstLineChars="0" w:firstLine="0"/>
+        <w:jc w:val="both"/>
+        <w:rPr>
+          <w:iCs/>
+        </w:rPr>
+      </w:pPr>
+    </w:p>
+    <w:p>
+      <w:pPr>
+        <w:pStyle w:val="Heading2"/>
+      </w:pPr>
+      <w:r>
+        <w:rPr>
+          <w:rFonts w:hint="eastAsia"/>
+        </w:rPr>
+        <w:t>P</w:t>
+      </w:r>
+      <w:r>
+        <w:t>atent</w:t>
       </w:r>
     </w:p>
     <w:p>
@@ -921,35 +2436,81 @@
           <w:lang w:eastAsia="zh-CN"/>
         </w:rPr>
       </w:pPr>
-      <w:r>
-        <w:rPr>
-          <w:rFonts w:ascii="Times New Roman" w:eastAsia="宋体" w:hAnsi="Times New Roman" w:cs="宋体"/>
+      <w:proofErr w:type="spellStart"/>
+      <w:r>
+        <w:rPr>
+          <w:rFonts w:ascii="Times New Roman" w:eastAsia="宋体" w:hAnsi="Times New Roman" w:cs="宋体" w:hint="eastAsia"/>
+          <w:lang w:eastAsia="zh-CN"/>
+        </w:rPr>
+        <w:t>Fangxin</w:t>
+      </w:r>
+      <w:proofErr w:type="spellEnd"/>
+      <w:r>
+        <w:rPr>
+          <w:rFonts w:ascii="Times New Roman" w:eastAsia="宋体" w:hAnsi="Times New Roman" w:cs="宋体"/>
+          <w:lang w:eastAsia="zh-CN"/>
+        </w:rPr>
+        <w:t xml:space="preserve"> Liu, </w:t>
+      </w:r>
+      <w:r>
+        <w:rPr>
+          <w:rFonts w:ascii="Times New Roman" w:eastAsia="宋体" w:hAnsi="Times New Roman" w:cs="宋体" w:hint="eastAsia"/>
+          <w:lang w:eastAsia="zh-CN"/>
+        </w:rPr>
+        <w:t>L</w:t>
+      </w:r>
+      <w:r>
+        <w:rPr>
+          <w:rFonts w:ascii="Times New Roman" w:eastAsia="宋体" w:hAnsi="Times New Roman" w:cs="宋体"/>
+          <w:lang w:eastAsia="zh-CN"/>
+        </w:rPr>
+        <w:t>i Jiang</w:t>
+      </w:r>
+      <w:r>
+        <w:rPr>
+          <w:rFonts w:ascii="Times New Roman" w:eastAsia="宋体" w:hAnsi="Times New Roman" w:cs="宋体" w:hint="eastAsia"/>
+          <w:lang w:eastAsia="zh-CN"/>
+        </w:rPr>
+        <w:t>,</w:t>
+      </w:r>
+      <w:r>
+        <w:rPr>
+          <w:rFonts w:ascii="Times New Roman" w:eastAsia="宋体" w:hAnsi="Times New Roman" w:cs="宋体"/>
+          <w:lang w:eastAsia="zh-CN"/>
+        </w:rPr>
+        <w:t xml:space="preserve"> </w:t>
+      </w:r>
+      <w:r>
+        <w:rPr>
+          <w:rFonts w:ascii="Times New Roman" w:eastAsia="宋体" w:hAnsi="Times New Roman" w:cs="宋体" w:hint="eastAsia"/>
           <w:b/>
           <w:bCs/>
           <w:lang w:eastAsia="zh-CN"/>
         </w:rPr>
-        <w:t>Yilong Zhao</w:t>
-      </w:r>
-      <w:r>
-        <w:rPr>
-          <w:rFonts w:ascii="Times New Roman" w:eastAsia="宋体" w:hAnsi="Times New Roman" w:cs="宋体"/>
-          <w:lang w:eastAsia="zh-CN"/>
-        </w:rPr>
-        <w:t>, Mingyu Gao, Huanchen Zhang, Fangxin Liu, Gongye Chen, He Xian, Haibin</w:t>
+        <w:t>Y</w:t>
+      </w:r>
+      <w:r>
+        <w:rPr>
+          <w:rFonts w:ascii="Times New Roman" w:eastAsia="宋体" w:hAnsi="Times New Roman" w:cs="宋体"/>
+          <w:b/>
+          <w:bCs/>
+          <w:lang w:eastAsia="zh-CN"/>
+        </w:rPr>
+        <w:t>ilong Zhao</w:t>
       </w:r>
       <w:r>
         <w:rPr>
           <w:rFonts w:ascii="Times New Roman" w:eastAsia="宋体" w:hAnsi="Times New Roman" w:cs="宋体" w:hint="eastAsia"/>
           <w:lang w:eastAsia="zh-CN"/>
         </w:rPr>
-        <w:t>g</w:t>
-      </w:r>
-      <w:r>
-        <w:rPr>
-          <w:rFonts w:ascii="Times New Roman" w:eastAsia="宋体" w:hAnsi="Times New Roman" w:cs="宋体"/>
-          <w:lang w:eastAsia="zh-CN"/>
-        </w:rPr>
-        <w:t xml:space="preserve"> Guan, and Li Jiang, </w:t>
+        <w:t>,</w:t>
+      </w:r>
+      <w:r>
+        <w:rPr>
+          <w:rFonts w:ascii="Times New Roman" w:eastAsia="宋体" w:hAnsi="Times New Roman" w:cs="宋体"/>
+          <w:lang w:eastAsia="zh-CN"/>
+        </w:rPr>
+        <w:t xml:space="preserve"> </w:t>
       </w:r>
       <w:r>
         <w:rPr>
@@ -959,19 +2520,6 @@
         <w:t>"</w:t>
       </w:r>
       <w:r>
-        <w:rPr>
-          <w:rFonts w:ascii="Times New Roman" w:eastAsia="宋体" w:hAnsi="Times New Roman" w:cs="宋体"/>
-          <w:lang w:eastAsia="zh-CN"/>
-        </w:rPr>
-        <w:t>PUSHtap: PIM-based In-Memory HTAP with Unified Data Storage Format,</w:t>
-      </w:r>
-      <w:r>
-        <w:rPr>
-          <w:rFonts w:ascii="Times New Roman" w:eastAsia="宋体" w:hAnsi="Times New Roman" w:cs="宋体"/>
-          <w:i/>
-          <w:iCs/>
-          <w:lang w:eastAsia="zh-CN"/>
-        </w:rPr>
         <w:t xml:space="preserve"> </w:t>
       </w:r>
       <w:r>
@@ -979,6 +2527,20 @@
           <w:rFonts w:ascii="Times New Roman" w:eastAsia="宋体" w:hAnsi="Times New Roman" w:cs="宋体"/>
           <w:lang w:eastAsia="zh-CN"/>
         </w:rPr>
+        <w:t>Decoding acceleration methods, systems, devices, and readable storage media for large language models</w:t>
+      </w:r>
+      <w:r>
+        <w:rPr>
+          <w:rFonts w:ascii="Times New Roman" w:eastAsia="宋体" w:hAnsi="Times New Roman" w:cs="宋体"/>
+          <w:lang w:eastAsia="zh-CN"/>
+        </w:rPr>
+        <w:t>,</w:t>
+      </w:r>
+      <w:r>
+        <w:rPr>
+          <w:rFonts w:ascii="Times New Roman" w:eastAsia="宋体" w:hAnsi="Times New Roman" w:cs="宋体"/>
+          <w:lang w:eastAsia="zh-CN"/>
+        </w:rPr>
         <w:t>"</w:t>
       </w:r>
       <w:r>
@@ -986,66 +2548,49 @@
           <w:rFonts w:ascii="Times New Roman" w:eastAsia="宋体" w:hAnsi="Times New Roman" w:cs="宋体"/>
           <w:lang w:eastAsia="zh-CN"/>
         </w:rPr>
+        <w:t xml:space="preserve"> Application</w:t>
+      </w:r>
+      <w:r>
+        <w:rPr>
+          <w:rFonts w:ascii="Times New Roman" w:eastAsia="宋体" w:hAnsi="Times New Roman" w:cs="宋体"/>
+          <w:lang w:eastAsia="zh-CN"/>
+        </w:rPr>
         <w:t xml:space="preserve"> </w:t>
       </w:r>
       <w:r>
         <w:rPr>
-          <w:rFonts w:ascii="TimesNewRomanPSMT" w:eastAsia="宋体" w:hAnsi="TimesNewRomanPSMT"/>
-          <w:sz w:val="22"/>
-          <w:lang w:eastAsia="zh-CN"/>
-        </w:rPr>
-        <w:t xml:space="preserve">in </w:t>
-      </w:r>
-      <w:r>
-        <w:rPr>
-          <w:rFonts w:ascii="TimesNewRomanPS-ItalicMT" w:eastAsia="宋体" w:hAnsi="TimesNewRomanPS-ItalicMT"/>
-          <w:i/>
-          <w:iCs/>
-          <w:sz w:val="22"/>
-          <w:lang w:eastAsia="zh-CN"/>
-        </w:rPr>
-        <w:t>Proceedings of the 30th ACM International Conference on Architectural Support for Programming Languages and Operating Systems</w:t>
-      </w:r>
-      <w:r>
-        <w:rPr>
-          <w:rFonts w:ascii="Times New Roman" w:eastAsia="宋体" w:hAnsi="Times New Roman"/>
-          <w:color w:val="auto"/>
+          <w:rFonts w:ascii="Times New Roman" w:eastAsia="宋体" w:hAnsi="Times New Roman" w:cs="宋体"/>
+          <w:lang w:eastAsia="zh-CN"/>
+        </w:rPr>
+        <w:t>No.</w:t>
+      </w:r>
+      <w:r>
+        <w:rPr>
+          <w:rFonts w:ascii="Times New Roman" w:eastAsia="宋体" w:hAnsi="Times New Roman" w:cs="宋体"/>
           <w:lang w:eastAsia="zh-CN"/>
         </w:rPr>
         <w:t xml:space="preserve"> </w:t>
       </w:r>
       <w:r>
         <w:rPr>
-          <w:rFonts w:ascii="Times New Roman" w:eastAsia="宋体" w:hAnsi="Times New Roman"/>
-          <w:color w:val="auto"/>
-          <w:lang w:eastAsia="zh-CN"/>
-        </w:rPr>
-        <w:t>(</w:t>
-      </w:r>
-      <w:r>
-        <w:rPr>
-          <w:rFonts w:ascii="Times New Roman" w:eastAsia="宋体" w:hAnsi="Times New Roman" w:cs="宋体"/>
-          <w:b/>
-          <w:bCs/>
-          <w:lang w:eastAsia="zh-CN"/>
-        </w:rPr>
-        <w:t>ASPLOS’25</w:t>
-      </w:r>
-      <w:r>
-        <w:rPr>
-          <w:rFonts w:ascii="Times New Roman" w:eastAsia="宋体" w:hAnsi="Times New Roman" w:cs="宋体"/>
-          <w:b/>
-          <w:bCs/>
-          <w:lang w:eastAsia="zh-CN"/>
-        </w:rPr>
-        <w:t>)</w:t>
-      </w:r>
-      <w:r>
-        <w:rPr>
-          <w:rFonts w:ascii="Times New Roman" w:eastAsia="宋体" w:hAnsi="Times New Roman" w:cs="宋体"/>
-          <w:lang w:eastAsia="zh-CN"/>
-        </w:rPr>
-        <w:t xml:space="preserve"> </w:t>
+          <w:rFonts w:ascii="Times New Roman" w:eastAsia="宋体" w:hAnsi="Times New Roman" w:cs="宋体"/>
+          <w:lang w:eastAsia="zh-CN"/>
+        </w:rPr>
+        <w:t>2025118583915</w:t>
+      </w:r>
+      <w:r>
+        <w:rPr>
+          <w:rFonts w:ascii="Times New Roman" w:eastAsia="宋体" w:hAnsi="Times New Roman" w:cs="宋体" w:hint="eastAsia"/>
+          <w:lang w:eastAsia="zh-CN"/>
+        </w:rPr>
+        <w:t>.</w:t>
+      </w:r>
+      <w:r>
+        <w:rPr>
+          <w:rFonts w:ascii="Times New Roman" w:eastAsia="宋体" w:hAnsi="Times New Roman" w:cs="宋体"/>
+          <w:lang w:eastAsia="zh-CN"/>
+        </w:rPr>
+        <w:t>5</w:t>
       </w:r>
     </w:p>
     <w:p>
@@ -1067,19 +2612,63 @@
       </w:pPr>
       <w:r>
         <w:rPr>
-          <w:rFonts w:ascii="Times New Roman" w:eastAsia="宋体" w:hAnsi="Times New Roman" w:cs="宋体"/>
+          <w:rFonts w:ascii="Times New Roman" w:eastAsia="宋体" w:hAnsi="Times New Roman" w:cs="宋体" w:hint="eastAsia"/>
+          <w:lang w:eastAsia="zh-CN"/>
+        </w:rPr>
+        <w:t>L</w:t>
+      </w:r>
+      <w:r>
+        <w:rPr>
+          <w:rFonts w:ascii="Times New Roman" w:eastAsia="宋体" w:hAnsi="Times New Roman" w:cs="宋体"/>
+          <w:lang w:eastAsia="zh-CN"/>
+        </w:rPr>
+        <w:t>i Jiang</w:t>
+      </w:r>
+      <w:r>
+        <w:rPr>
+          <w:rFonts w:ascii="Times New Roman" w:eastAsia="宋体" w:hAnsi="Times New Roman" w:cs="宋体" w:hint="eastAsia"/>
+          <w:lang w:eastAsia="zh-CN"/>
+        </w:rPr>
+        <w:t>,</w:t>
+      </w:r>
+      <w:r>
+        <w:rPr>
+          <w:rFonts w:ascii="Times New Roman" w:eastAsia="宋体" w:hAnsi="Times New Roman" w:cs="宋体"/>
+          <w:lang w:eastAsia="zh-CN"/>
+        </w:rPr>
+        <w:t xml:space="preserve"> </w:t>
+      </w:r>
+      <w:r>
+        <w:rPr>
+          <w:rFonts w:ascii="Times New Roman" w:eastAsia="宋体" w:hAnsi="Times New Roman" w:cs="宋体" w:hint="eastAsia"/>
           <w:b/>
           <w:bCs/>
           <w:lang w:eastAsia="zh-CN"/>
         </w:rPr>
-        <w:t>Yilong Zhao</w:t>
-      </w:r>
-      <w:r>
-        <w:rPr>
-          <w:rFonts w:ascii="Times New Roman" w:eastAsia="宋体" w:hAnsi="Times New Roman" w:cs="宋体"/>
-          <w:lang w:eastAsia="zh-CN"/>
-        </w:rPr>
-        <w:t xml:space="preserve">, Fangxin Liu, Xiaoyao Liang, Mingyu Gao, Naifeng Jing, Chengyang Gu, Qidong Tang, Tao Yang, and Li Jiang, </w:t>
+        <w:t>Y</w:t>
+      </w:r>
+      <w:r>
+        <w:rPr>
+          <w:rFonts w:ascii="Times New Roman" w:eastAsia="宋体" w:hAnsi="Times New Roman" w:cs="宋体"/>
+          <w:b/>
+          <w:bCs/>
+          <w:lang w:eastAsia="zh-CN"/>
+        </w:rPr>
+        <w:t>ilong Zhao</w:t>
+      </w:r>
+      <w:r>
+        <w:rPr>
+          <w:rFonts w:ascii="Times New Roman" w:eastAsia="宋体" w:hAnsi="Times New Roman" w:cs="宋体" w:hint="eastAsia"/>
+          <w:lang w:eastAsia="zh-CN"/>
+        </w:rPr>
+        <w:t>,</w:t>
+      </w:r>
+      <w:r>
+        <w:rPr>
+          <w:rFonts w:ascii="Times New Roman" w:eastAsia="宋体" w:hAnsi="Times New Roman" w:cs="宋体"/>
+          <w:lang w:eastAsia="zh-CN"/>
+        </w:rPr>
+        <w:t xml:space="preserve"> </w:t>
       </w:r>
       <w:r>
         <w:rPr>
@@ -1090,10 +2679,101 @@
       </w:r>
       <w:r>
         <w:rPr>
-          <w:rFonts w:ascii="Times New Roman" w:eastAsia="宋体" w:hAnsi="Times New Roman" w:cs="宋体"/>
-          <w:lang w:eastAsia="zh-CN"/>
-        </w:rPr>
-        <w:t xml:space="preserve">STAMP: Accelerating Second-order DNN Training Via ReRAM-based Processing-in-Memory Architecture, </w:t>
+          <w:rFonts w:ascii="Times New Roman" w:eastAsia="宋体" w:hAnsi="Times New Roman" w:cs="宋体" w:hint="eastAsia"/>
+          <w:lang w:eastAsia="zh-CN"/>
+        </w:rPr>
+        <w:t>R</w:t>
+      </w:r>
+      <w:r>
+        <w:rPr>
+          <w:rFonts w:ascii="Times New Roman" w:eastAsia="宋体" w:hAnsi="Times New Roman" w:cs="宋体"/>
+          <w:lang w:eastAsia="zh-CN"/>
+        </w:rPr>
+        <w:t>econfigurable Architecture</w:t>
+      </w:r>
+      <w:r>
+        <w:rPr>
+          <w:rFonts w:ascii="Times New Roman" w:eastAsia="宋体" w:hAnsi="Times New Roman" w:cs="宋体" w:hint="eastAsia"/>
+          <w:lang w:eastAsia="zh-CN"/>
+        </w:rPr>
+        <w:t xml:space="preserve">, </w:t>
+      </w:r>
+      <w:r>
+        <w:rPr>
+          <w:rFonts w:ascii="Times New Roman" w:eastAsia="宋体" w:hAnsi="Times New Roman" w:cs="宋体"/>
+          <w:lang w:eastAsia="zh-CN"/>
+        </w:rPr>
+        <w:t>Accelerator</w:t>
+      </w:r>
+      <w:r>
+        <w:rPr>
+          <w:rFonts w:ascii="Times New Roman" w:eastAsia="宋体" w:hAnsi="Times New Roman" w:cs="宋体" w:hint="eastAsia"/>
+          <w:lang w:eastAsia="zh-CN"/>
+        </w:rPr>
+        <w:t>,</w:t>
+      </w:r>
+      <w:r>
+        <w:rPr>
+          <w:rFonts w:ascii="Times New Roman" w:eastAsia="宋体" w:hAnsi="Times New Roman" w:cs="宋体"/>
+          <w:lang w:eastAsia="zh-CN"/>
+        </w:rPr>
+        <w:t xml:space="preserve"> </w:t>
+      </w:r>
+      <w:r>
+        <w:rPr>
+          <w:rFonts w:ascii="Times New Roman" w:eastAsia="宋体" w:hAnsi="Times New Roman" w:cs="宋体"/>
+          <w:lang w:eastAsia="zh-CN"/>
+        </w:rPr>
+        <w:t xml:space="preserve">Circuit </w:t>
+      </w:r>
+      <w:r>
+        <w:rPr>
+          <w:rFonts w:ascii="Times New Roman" w:eastAsia="宋体" w:hAnsi="Times New Roman" w:cs="宋体"/>
+          <w:lang w:eastAsia="zh-CN"/>
+        </w:rPr>
+        <w:t>D</w:t>
+      </w:r>
+      <w:r>
+        <w:rPr>
+          <w:rFonts w:ascii="Times New Roman" w:eastAsia="宋体" w:hAnsi="Times New Roman" w:cs="宋体"/>
+          <w:lang w:eastAsia="zh-CN"/>
+        </w:rPr>
+        <w:t>eployment and</w:t>
+      </w:r>
+      <w:r>
+        <w:rPr>
+          <w:rFonts w:ascii="Times New Roman" w:eastAsia="宋体" w:hAnsi="Times New Roman" w:cs="宋体"/>
+          <w:lang w:eastAsia="zh-CN"/>
+        </w:rPr>
+        <w:t xml:space="preserve"> D</w:t>
+      </w:r>
+      <w:r>
+        <w:rPr>
+          <w:rFonts w:ascii="Times New Roman" w:eastAsia="宋体" w:hAnsi="Times New Roman" w:cs="宋体"/>
+          <w:lang w:eastAsia="zh-CN"/>
+        </w:rPr>
+        <w:t xml:space="preserve">ataflow </w:t>
+      </w:r>
+      <w:r>
+        <w:rPr>
+          <w:rFonts w:ascii="Times New Roman" w:eastAsia="宋体" w:hAnsi="Times New Roman" w:cs="宋体"/>
+          <w:lang w:eastAsia="zh-CN"/>
+        </w:rPr>
+        <w:t>M</w:t>
+      </w:r>
+      <w:r>
+        <w:rPr>
+          <w:rFonts w:ascii="Times New Roman" w:eastAsia="宋体" w:hAnsi="Times New Roman" w:cs="宋体"/>
+          <w:lang w:eastAsia="zh-CN"/>
+        </w:rPr>
+        <w:t>ethods</w:t>
+      </w:r>
+      <w:r>
+        <w:rPr>
+          <w:rFonts w:ascii="Times New Roman" w:eastAsia="宋体" w:hAnsi="Times New Roman" w:cs="宋体"/>
+          <w:lang w:eastAsia="zh-CN"/>
+        </w:rPr>
+        <w:t>,</w:t>
       </w:r>
       <w:r>
         <w:rPr>
@@ -1101,6 +2781,27 @@
           <w:lang w:eastAsia="zh-CN"/>
         </w:rPr>
         <w:t>"</w:t>
+      </w:r>
+      <w:r>
+        <w:rPr>
+          <w:rFonts w:ascii="Times New Roman" w:eastAsia="宋体" w:hAnsi="Times New Roman" w:cs="宋体"/>
+          <w:lang w:eastAsia="zh-CN"/>
+        </w:rPr>
+        <w:t xml:space="preserve"> </w:t>
+      </w:r>
+      <w:r>
+        <w:rPr>
+          <w:rFonts w:ascii="Times New Roman" w:eastAsia="宋体" w:hAnsi="Times New Roman" w:cs="宋体"/>
+          <w:lang w:eastAsia="zh-CN"/>
+        </w:rPr>
+        <w:t xml:space="preserve">Authorization </w:t>
+      </w:r>
+      <w:r>
+        <w:rPr>
+          <w:rFonts w:ascii="Times New Roman" w:eastAsia="宋体" w:hAnsi="Times New Roman" w:cs="宋体"/>
+          <w:lang w:eastAsia="zh-CN"/>
+        </w:rPr>
+        <w:t>No.</w:t>
       </w:r>
       <w:r>
         <w:rPr>
@@ -1115,35 +2816,7 @@
           <w:sz w:val="22"/>
           <w:lang w:eastAsia="zh-CN"/>
         </w:rPr>
-        <w:t xml:space="preserve">in </w:t>
-      </w:r>
-      <w:r>
-        <w:rPr>
-          <w:rFonts w:ascii="TimesNewRomanPS-ItalicMT" w:eastAsia="宋体" w:hAnsi="TimesNewRomanPS-ItalicMT"/>
-          <w:i/>
-          <w:iCs/>
-          <w:sz w:val="22"/>
-          <w:lang w:eastAsia="zh-CN"/>
-        </w:rPr>
-        <w:t xml:space="preserve">Proceedings of the 16th International Symposium on Advanced Parallel Processing Technology </w:t>
-      </w:r>
-      <w:r>
-        <w:rPr>
-          <w:rFonts w:ascii="TimesNewRomanPSMT" w:eastAsia="宋体" w:hAnsi="TimesNewRomanPSMT"/>
-          <w:sz w:val="22"/>
-          <w:lang w:eastAsia="zh-CN"/>
-        </w:rPr>
-        <w:t>(</w:t>
-      </w:r>
-      <w:r>
-        <w:rPr>
-          <w:rFonts w:ascii="TimesNewRomanPS-BoldMT" w:eastAsia="宋体" w:hAnsi="TimesNewRomanPS-BoldMT"/>
-          <w:b/>
-          <w:bCs/>
-          <w:sz w:val="22"/>
-          <w:lang w:eastAsia="zh-CN"/>
-        </w:rPr>
-        <w:t>APPT’25)</w:t>
+        <w:t>CN112181895B</w:t>
       </w:r>
     </w:p>
     <w:p>
@@ -1165,19 +2838,56 @@
       </w:pPr>
       <w:r>
         <w:rPr>
-          <w:rFonts w:ascii="Times New Roman" w:eastAsia="宋体" w:hAnsi="Times New Roman" w:cs="宋体"/>
+          <w:rFonts w:ascii="Times New Roman" w:eastAsia="宋体" w:hAnsi="Times New Roman" w:cs="宋体" w:hint="eastAsia"/>
+          <w:lang w:eastAsia="zh-CN"/>
+        </w:rPr>
+        <w:t>L</w:t>
+      </w:r>
+      <w:r>
+        <w:rPr>
+          <w:rFonts w:ascii="Times New Roman" w:eastAsia="宋体" w:hAnsi="Times New Roman" w:cs="宋体"/>
+          <w:lang w:eastAsia="zh-CN"/>
+        </w:rPr>
+        <w:t>i Jiang</w:t>
+      </w:r>
+      <w:r>
+        <w:rPr>
+          <w:rFonts w:ascii="Times New Roman" w:eastAsia="宋体" w:hAnsi="Times New Roman" w:cs="宋体" w:hint="eastAsia"/>
+          <w:lang w:eastAsia="zh-CN"/>
+        </w:rPr>
+        <w:t>,</w:t>
+      </w:r>
+      <w:r>
+        <w:rPr>
+          <w:rFonts w:ascii="Times New Roman" w:eastAsia="宋体" w:hAnsi="Times New Roman" w:cs="宋体"/>
+          <w:lang w:eastAsia="zh-CN"/>
+        </w:rPr>
+        <w:t xml:space="preserve"> </w:t>
+      </w:r>
+      <w:r>
+        <w:rPr>
+          <w:rFonts w:ascii="Times New Roman" w:eastAsia="宋体" w:hAnsi="Times New Roman" w:cs="宋体" w:hint="eastAsia"/>
           <w:b/>
           <w:bCs/>
           <w:lang w:eastAsia="zh-CN"/>
         </w:rPr>
-        <w:t>Yilong Zhao</w:t>
-      </w:r>
-      <w:r>
-        <w:rPr>
-          <w:rFonts w:ascii="Times New Roman" w:eastAsia="宋体" w:hAnsi="Times New Roman" w:cs="宋体"/>
-          <w:lang w:eastAsia="zh-CN"/>
-        </w:rPr>
-        <w:t>, Mingyu Gao, Fangxin Liu, Yiwei Hu, Zongwu Wang, Han Lin, Ji Li, He Xian, Hanlin Dong, Tao Yang, Naifeng Jing, Xiaoyao Liang, and Li Jiang,</w:t>
+        <w:t>Y</w:t>
+      </w:r>
+      <w:r>
+        <w:rPr>
+          <w:rFonts w:ascii="Times New Roman" w:eastAsia="宋体" w:hAnsi="Times New Roman" w:cs="宋体"/>
+          <w:b/>
+          <w:bCs/>
+          <w:lang w:eastAsia="zh-CN"/>
+        </w:rPr>
+        <w:t>ilong Zhao</w:t>
+      </w:r>
+      <w:r>
+        <w:rPr>
+          <w:rFonts w:ascii="Times New Roman" w:eastAsia="宋体" w:hAnsi="Times New Roman" w:cs="宋体" w:hint="eastAsia"/>
+          <w:lang w:eastAsia="zh-CN"/>
+        </w:rPr>
+        <w:t>,</w:t>
       </w:r>
       <w:r>
         <w:rPr>
@@ -1186,19 +2896,35 @@
         </w:rPr>
         <w:t xml:space="preserve"> </w:t>
       </w:r>
-      <w:r>
-        <w:rPr>
-          <w:rFonts w:ascii="Times New Roman" w:eastAsia="宋体" w:hAnsi="Times New Roman" w:cs="宋体"/>
-          <w:lang w:eastAsia="zh-CN"/>
-        </w:rPr>
-        <w:t>"</w:t>
-      </w:r>
-      <w:r>
-        <w:rPr>
-          <w:rFonts w:ascii="Times New Roman" w:eastAsia="宋体" w:hAnsi="Times New Roman" w:cs="宋体"/>
-          <w:lang w:eastAsia="zh-CN"/>
-        </w:rPr>
-        <w:t>UM-PIM: DRAM-based PIM with Uniform &amp; Shared Memory Space,</w:t>
+      <w:proofErr w:type="spellStart"/>
+      <w:r>
+        <w:rPr>
+          <w:rFonts w:ascii="Times New Roman" w:eastAsia="宋体" w:hAnsi="Times New Roman" w:cs="宋体" w:hint="eastAsia"/>
+          <w:lang w:eastAsia="zh-CN"/>
+        </w:rPr>
+        <w:t>X</w:t>
+      </w:r>
+      <w:r>
+        <w:rPr>
+          <w:rFonts w:ascii="Times New Roman" w:eastAsia="宋体" w:hAnsi="Times New Roman" w:cs="宋体"/>
+          <w:lang w:eastAsia="zh-CN"/>
+        </w:rPr>
+        <w:t>iaosong</w:t>
+      </w:r>
+      <w:proofErr w:type="spellEnd"/>
+      <w:r>
+        <w:rPr>
+          <w:rFonts w:ascii="Times New Roman" w:eastAsia="宋体" w:hAnsi="Times New Roman" w:cs="宋体"/>
+          <w:lang w:eastAsia="zh-CN"/>
+        </w:rPr>
+        <w:t xml:space="preserve"> Cui</w:t>
+      </w:r>
+      <w:r>
+        <w:rPr>
+          <w:rFonts w:ascii="Times New Roman" w:eastAsia="宋体" w:hAnsi="Times New Roman" w:cs="宋体" w:hint="eastAsia"/>
+          <w:lang w:eastAsia="zh-CN"/>
+        </w:rPr>
+        <w:t>,</w:t>
       </w:r>
       <w:r>
         <w:rPr>
@@ -1209,10 +2935,24 @@
       </w:r>
       <w:r>
         <w:rPr>
-          <w:rFonts w:ascii="Times New Roman" w:eastAsia="宋体" w:hAnsi="Times New Roman" w:cs="宋体"/>
-          <w:lang w:eastAsia="zh-CN"/>
-        </w:rPr>
-        <w:t>"</w:t>
+          <w:rFonts w:ascii="Times New Roman" w:eastAsia="宋体" w:hAnsi="Times New Roman" w:cs="宋体" w:hint="eastAsia"/>
+          <w:lang w:eastAsia="zh-CN"/>
+        </w:rPr>
+        <w:t>Y</w:t>
+      </w:r>
+      <w:r>
+        <w:rPr>
+          <w:rFonts w:ascii="Times New Roman" w:eastAsia="宋体" w:hAnsi="Times New Roman" w:cs="宋体"/>
+          <w:lang w:eastAsia="zh-CN"/>
+        </w:rPr>
+        <w:t>un Chen</w:t>
+      </w:r>
+      <w:r>
+        <w:rPr>
+          <w:rFonts w:ascii="Times New Roman" w:eastAsia="宋体" w:hAnsi="Times New Roman" w:cs="宋体" w:hint="eastAsia"/>
+          <w:lang w:eastAsia="zh-CN"/>
+        </w:rPr>
+        <w:t>,</w:t>
       </w:r>
       <w:r>
         <w:rPr>
@@ -1221,863 +2961,12 @@
         </w:rPr>
         <w:t xml:space="preserve"> </w:t>
       </w:r>
-      <w:r>
-        <w:rPr>
-          <w:rFonts w:ascii="TimesNewRomanPSMT" w:eastAsia="宋体" w:hAnsi="TimesNewRomanPSMT"/>
-          <w:sz w:val="22"/>
-          <w:lang w:eastAsia="zh-CN"/>
-        </w:rPr>
-        <w:t xml:space="preserve">in </w:t>
-      </w:r>
-      <w:r>
-        <w:rPr>
-          <w:rFonts w:ascii="TimesNewRomanPS-ItalicMT" w:eastAsia="宋体" w:hAnsi="TimesNewRomanPS-ItalicMT"/>
-          <w:i/>
-          <w:iCs/>
-          <w:sz w:val="22"/>
-          <w:lang w:eastAsia="zh-CN"/>
-        </w:rPr>
-        <w:t>51st International Symposium on Computer Architecture</w:t>
-      </w:r>
-      <w:r>
-        <w:rPr>
-          <w:rFonts w:ascii="Times New Roman" w:eastAsia="宋体" w:hAnsi="Times New Roman"/>
-          <w:color w:val="auto"/>
-          <w:lang w:eastAsia="zh-CN"/>
-        </w:rPr>
-        <w:t xml:space="preserve"> </w:t>
-      </w:r>
-      <w:r>
-        <w:rPr>
-          <w:rFonts w:ascii="Times New Roman" w:eastAsia="宋体" w:hAnsi="Times New Roman" w:cs="宋体"/>
-          <w:lang w:eastAsia="zh-CN"/>
-        </w:rPr>
-        <w:t>(</w:t>
-      </w:r>
-      <w:r>
-        <w:rPr>
-          <w:rFonts w:ascii="Times New Roman" w:eastAsia="宋体" w:hAnsi="Times New Roman" w:cs="宋体"/>
-          <w:b/>
-          <w:bCs/>
-          <w:lang w:eastAsia="zh-CN"/>
-        </w:rPr>
-        <w:t>ISCA’24</w:t>
-      </w:r>
-      <w:r>
-        <w:rPr>
-          <w:rFonts w:ascii="Times New Roman" w:eastAsia="宋体" w:hAnsi="Times New Roman" w:cs="宋体"/>
-          <w:b/>
-          <w:bCs/>
-          <w:lang w:eastAsia="zh-CN"/>
-        </w:rPr>
-        <w:t>)</w:t>
-      </w:r>
-    </w:p>
-    <w:p>
-      <w:pPr>
-        <w:pStyle w:val="Body"/>
-        <w:numPr>
-          <w:ilvl w:val="0"/>
-          <w:numId w:val="1"/>
-        </w:numPr>
-        <w:tabs>
-          <w:tab w:val="left" w:pos="1080"/>
-        </w:tabs>
-        <w:spacing w:after="40"/>
-        <w:ind w:leftChars="200" w:left="721" w:hanging="301"/>
-        <w:rPr>
-          <w:rFonts w:ascii="Times New Roman" w:eastAsia="宋体" w:hAnsi="Times New Roman" w:cs="宋体"/>
-          <w:lang w:eastAsia="zh-CN"/>
-        </w:rPr>
-      </w:pPr>
-      <w:r>
-        <w:rPr>
-          <w:rFonts w:ascii="TimesNewRomanPSMT" w:eastAsia="宋体" w:hAnsi="TimesNewRomanPSMT"/>
-          <w:sz w:val="22"/>
-          <w:lang w:eastAsia="zh-CN"/>
-        </w:rPr>
-        <w:t xml:space="preserve">Weidong Cao, </w:t>
-      </w:r>
-      <w:r>
-        <w:rPr>
-          <w:rFonts w:ascii="TimesNewRomanPS-BoldMT" w:eastAsia="宋体" w:hAnsi="TimesNewRomanPS-BoldMT"/>
-          <w:b/>
-          <w:bCs/>
-          <w:sz w:val="22"/>
-          <w:lang w:eastAsia="zh-CN"/>
-        </w:rPr>
-        <w:t>Yilong Zhao</w:t>
-      </w:r>
-      <w:r>
-        <w:rPr>
-          <w:rFonts w:ascii="TimesNewRomanPS-BoldMT" w:eastAsia="宋体" w:hAnsi="TimesNewRomanPS-BoldMT"/>
-          <w:b/>
-          <w:bCs/>
-          <w:sz w:val="22"/>
-          <w:lang w:eastAsia="zh-CN"/>
-        </w:rPr>
-        <w:t xml:space="preserve"> (Co-first</w:t>
-      </w:r>
-      <w:r>
-        <w:rPr>
-          <w:rFonts w:ascii="TimesNewRomanPS-BoldMT" w:eastAsia="宋体" w:hAnsi="TimesNewRomanPS-BoldMT"/>
-          <w:b/>
-          <w:bCs/>
-          <w:sz w:val="22"/>
-          <w:lang w:eastAsia="zh-CN"/>
-        </w:rPr>
-        <w:t xml:space="preserve"> </w:t>
-      </w:r>
-      <w:r>
-        <w:rPr>
-          <w:rFonts w:ascii="TimesNewRomanPS-BoldMT" w:eastAsia="宋体" w:hAnsi="TimesNewRomanPS-BoldMT"/>
-          <w:b/>
-          <w:bCs/>
-          <w:sz w:val="22"/>
-          <w:lang w:eastAsia="zh-CN"/>
-        </w:rPr>
-        <w:t>author</w:t>
-      </w:r>
-      <w:r>
-        <w:rPr>
-          <w:rFonts w:ascii="TimesNewRomanPS-BoldMT" w:eastAsia="宋体" w:hAnsi="TimesNewRomanPS-BoldMT"/>
-          <w:b/>
-          <w:bCs/>
-          <w:sz w:val="22"/>
-          <w:lang w:eastAsia="zh-CN"/>
-        </w:rPr>
-        <w:t>)</w:t>
-      </w:r>
-      <w:r>
-        <w:rPr>
-          <w:rFonts w:ascii="TimesNewRomanPSMT" w:eastAsia="宋体" w:hAnsi="TimesNewRomanPSMT"/>
-          <w:sz w:val="22"/>
-          <w:lang w:eastAsia="zh-CN"/>
-        </w:rPr>
-        <w:t xml:space="preserve">, Adith Boloor, Yinhe Han, Xuan Zhang, and Li Jiang, "Neural-PIM: Efficient Processing-In-Memory with Neural Approximation of Peripherals, " in </w:t>
-      </w:r>
-      <w:r>
-        <w:rPr>
-          <w:rFonts w:ascii="TimesNewRomanPS-ItalicMT" w:eastAsia="宋体" w:hAnsi="TimesNewRomanPS-ItalicMT"/>
-          <w:i/>
-          <w:iCs/>
-          <w:sz w:val="22"/>
-          <w:lang w:eastAsia="zh-CN"/>
-        </w:rPr>
-        <w:t xml:space="preserve">IEEE Transactions on Computers </w:t>
-      </w:r>
-      <w:r>
-        <w:rPr>
-          <w:rFonts w:ascii="TimesNewRomanPSMT" w:eastAsia="宋体" w:hAnsi="TimesNewRomanPSMT"/>
-          <w:sz w:val="22"/>
-          <w:lang w:eastAsia="zh-CN"/>
-        </w:rPr>
-        <w:t>(</w:t>
-      </w:r>
-      <w:r>
-        <w:rPr>
-          <w:rFonts w:ascii="TimesNewRomanPS-BoldMT" w:eastAsia="宋体" w:hAnsi="TimesNewRomanPS-BoldMT"/>
-          <w:b/>
-          <w:bCs/>
-          <w:sz w:val="22"/>
-          <w:lang w:eastAsia="zh-CN"/>
-        </w:rPr>
-        <w:t>TC</w:t>
-      </w:r>
-      <w:r>
-        <w:rPr>
-          <w:rFonts w:ascii="TimesNewRomanPS-BoldMT" w:eastAsia="宋体" w:hAnsi="TimesNewRomanPS-BoldMT"/>
-          <w:b/>
-          <w:bCs/>
-          <w:sz w:val="22"/>
-          <w:lang w:eastAsia="zh-CN"/>
-        </w:rPr>
-        <w:t>,</w:t>
-      </w:r>
-      <w:r>
-        <w:rPr>
-          <w:rFonts w:ascii="TimesNewRomanPS-BoldMT" w:eastAsia="宋体" w:hAnsi="TimesNewRomanPS-BoldMT"/>
-          <w:b/>
-          <w:bCs/>
-          <w:sz w:val="22"/>
-          <w:lang w:eastAsia="zh-CN"/>
-        </w:rPr>
-        <w:t xml:space="preserve"> </w:t>
-      </w:r>
-      <w:r>
-        <w:rPr>
-          <w:rFonts w:ascii="TimesNewRomanPS-BoldMT" w:eastAsia="宋体" w:hAnsi="TimesNewRomanPS-BoldMT"/>
-          <w:b/>
-          <w:bCs/>
-          <w:sz w:val="22"/>
-          <w:lang w:eastAsia="zh-CN"/>
-        </w:rPr>
-        <w:t>2021</w:t>
-      </w:r>
-      <w:r>
-        <w:rPr>
-          <w:rFonts w:ascii="TimesNewRomanPSMT" w:eastAsia="宋体" w:hAnsi="TimesNewRomanPSMT"/>
-          <w:sz w:val="22"/>
-          <w:lang w:eastAsia="zh-CN"/>
-        </w:rPr>
-        <w:t>)</w:t>
-      </w:r>
-    </w:p>
-    <w:p>
-      <w:pPr>
-        <w:pStyle w:val="Body"/>
-        <w:numPr>
-          <w:ilvl w:val="0"/>
-          <w:numId w:val="1"/>
-        </w:numPr>
-        <w:tabs>
-          <w:tab w:val="left" w:pos="1080"/>
-        </w:tabs>
-        <w:spacing w:after="40"/>
-        <w:ind w:leftChars="200" w:left="721" w:hanging="301"/>
-        <w:rPr>
-          <w:rFonts w:ascii="Times New Roman" w:eastAsia="宋体" w:hAnsi="Times New Roman" w:cs="宋体"/>
-          <w:lang w:eastAsia="zh-CN"/>
-        </w:rPr>
-      </w:pPr>
-      <w:r>
-        <w:rPr>
-          <w:rFonts w:ascii="TimesNewRomanPS-BoldMT" w:eastAsia="宋体" w:hAnsi="TimesNewRomanPS-BoldMT"/>
-          <w:b/>
-          <w:bCs/>
-          <w:sz w:val="22"/>
-          <w:lang w:eastAsia="zh-CN"/>
-        </w:rPr>
-        <w:t>Yilong Zhao</w:t>
-      </w:r>
-      <w:r>
-        <w:rPr>
-          <w:rFonts w:ascii="TimesNewRomanPSMT" w:eastAsia="宋体" w:hAnsi="TimesNewRomanPSMT"/>
-          <w:sz w:val="22"/>
-          <w:lang w:eastAsia="zh-CN"/>
-        </w:rPr>
-        <w:t xml:space="preserve">, Zhezhi He, Naifeng Jing, Xiaoyao Liang, and Li Jiang. Re2PIM: A Reconfigurable ReRAM-Based PIM Design for Variable-Sized Vector-Matrix Multiplication. In </w:t>
-      </w:r>
-      <w:r>
-        <w:rPr>
-          <w:rFonts w:ascii="TimesNewRomanPS-ItalicMT" w:eastAsia="宋体" w:hAnsi="TimesNewRomanPS-ItalicMT"/>
-          <w:i/>
-          <w:iCs/>
-          <w:sz w:val="22"/>
-          <w:lang w:eastAsia="zh-CN"/>
-        </w:rPr>
-        <w:t>Proceedings of the 2021 on Great Lakes Symposium on VLSI</w:t>
-      </w:r>
-      <w:r>
-        <w:rPr>
-          <w:rFonts w:ascii="TimesNewRomanPS-ItalicMT" w:eastAsia="宋体" w:hAnsi="TimesNewRomanPS-ItalicMT"/>
-          <w:i/>
-          <w:iCs/>
-          <w:sz w:val="22"/>
-          <w:lang w:eastAsia="zh-CN"/>
-        </w:rPr>
-        <w:t xml:space="preserve"> </w:t>
-      </w:r>
-      <w:r>
-        <w:rPr>
-          <w:rFonts w:ascii="TimesNewRomanPSMT" w:eastAsia="宋体" w:hAnsi="TimesNewRomanPSMT"/>
-          <w:sz w:val="22"/>
-          <w:lang w:eastAsia="zh-CN"/>
-        </w:rPr>
-        <w:t>(</w:t>
-      </w:r>
-      <w:r>
-        <w:rPr>
-          <w:rFonts w:ascii="TimesNewRomanPS-BoldMT" w:eastAsia="宋体" w:hAnsi="TimesNewRomanPS-BoldMT"/>
-          <w:b/>
-          <w:bCs/>
-          <w:sz w:val="22"/>
-          <w:lang w:eastAsia="zh-CN"/>
-        </w:rPr>
-        <w:t>GLSVLSI’21</w:t>
-      </w:r>
-      <w:r>
-        <w:rPr>
-          <w:rFonts w:ascii="TimesNewRomanPSMT" w:eastAsia="宋体" w:hAnsi="TimesNewRomanPSMT"/>
-          <w:sz w:val="22"/>
-          <w:lang w:eastAsia="zh-CN"/>
-        </w:rPr>
-        <w:t>)</w:t>
-      </w:r>
-    </w:p>
-    <w:p>
-      <w:pPr>
-        <w:pStyle w:val="ListParagraph"/>
-        <w:widowControl w:val="0"/>
-        <w:tabs>
-          <w:tab w:val="left" w:pos="1820"/>
-        </w:tabs>
-        <w:spacing w:line="240" w:lineRule="exact"/>
-        <w:ind w:left="780" w:firstLineChars="0" w:firstLine="0"/>
-        <w:jc w:val="both"/>
-        <w:rPr>
-          <w:iCs/>
-        </w:rPr>
-      </w:pPr>
-    </w:p>
-    <w:p>
-      <w:pPr>
-        <w:pStyle w:val="Heading2"/>
-      </w:pPr>
-      <w:r>
-        <w:rPr>
-          <w:rFonts w:hint="eastAsia"/>
-        </w:rPr>
-        <w:t>P</w:t>
-      </w:r>
-      <w:r>
-        <w:t>atent</w:t>
-      </w:r>
-    </w:p>
-    <w:p>
-      <w:pPr>
-        <w:pStyle w:val="Body"/>
-        <w:numPr>
-          <w:ilvl w:val="0"/>
-          <w:numId w:val="1"/>
-        </w:numPr>
-        <w:tabs>
-          <w:tab w:val="left" w:pos="1080"/>
-        </w:tabs>
-        <w:spacing w:after="40"/>
-        <w:ind w:leftChars="200" w:left="721" w:hanging="301"/>
+      <w:proofErr w:type="spellStart"/>
+      <w:r>
         <w:rPr>
           <w:rFonts w:ascii="Times New Roman" w:eastAsia="宋体" w:hAnsi="Times New Roman" w:cs="宋体" w:hint="eastAsia"/>
           <w:lang w:eastAsia="zh-CN"/>
         </w:rPr>
-      </w:pPr>
-      <w:r>
-        <w:rPr>
-          <w:rFonts w:ascii="Times New Roman" w:eastAsia="宋体" w:hAnsi="Times New Roman" w:cs="宋体" w:hint="eastAsia"/>
-          <w:lang w:eastAsia="zh-CN"/>
-        </w:rPr>
-        <w:t>Fangxin</w:t>
-      </w:r>
-      <w:r>
-        <w:rPr>
-          <w:rFonts w:ascii="Times New Roman" w:eastAsia="宋体" w:hAnsi="Times New Roman" w:cs="宋体"/>
-          <w:lang w:eastAsia="zh-CN"/>
-        </w:rPr>
-        <w:t xml:space="preserve"> Liu, </w:t>
-      </w:r>
-      <w:r>
-        <w:rPr>
-          <w:rFonts w:ascii="Times New Roman" w:eastAsia="宋体" w:hAnsi="Times New Roman" w:cs="宋体" w:hint="eastAsia"/>
-          <w:lang w:eastAsia="zh-CN"/>
-        </w:rPr>
-        <w:t>L</w:t>
-      </w:r>
-      <w:r>
-        <w:rPr>
-          <w:rFonts w:ascii="Times New Roman" w:eastAsia="宋体" w:hAnsi="Times New Roman" w:cs="宋体"/>
-          <w:lang w:eastAsia="zh-CN"/>
-        </w:rPr>
-        <w:t>i Jiang</w:t>
-      </w:r>
-      <w:r>
-        <w:rPr>
-          <w:rFonts w:ascii="Times New Roman" w:eastAsia="宋体" w:hAnsi="Times New Roman" w:cs="宋体" w:hint="eastAsia"/>
-          <w:lang w:eastAsia="zh-CN"/>
-        </w:rPr>
-        <w:t>,</w:t>
-      </w:r>
-      <w:r>
-        <w:rPr>
-          <w:rFonts w:ascii="Times New Roman" w:eastAsia="宋体" w:hAnsi="Times New Roman" w:cs="宋体"/>
-          <w:lang w:eastAsia="zh-CN"/>
-        </w:rPr>
-        <w:t xml:space="preserve"> </w:t>
-      </w:r>
-      <w:r>
-        <w:rPr>
-          <w:rFonts w:ascii="Times New Roman" w:eastAsia="宋体" w:hAnsi="Times New Roman" w:cs="宋体" w:hint="eastAsia"/>
-          <w:b/>
-          <w:bCs/>
-          <w:lang w:eastAsia="zh-CN"/>
-        </w:rPr>
-        <w:t>Y</w:t>
-      </w:r>
-      <w:r>
-        <w:rPr>
-          <w:rFonts w:ascii="Times New Roman" w:eastAsia="宋体" w:hAnsi="Times New Roman" w:cs="宋体"/>
-          <w:b/>
-          <w:bCs/>
-          <w:lang w:eastAsia="zh-CN"/>
-        </w:rPr>
-        <w:t>ilong Zhao</w:t>
-      </w:r>
-      <w:r>
-        <w:rPr>
-          <w:rFonts w:ascii="Times New Roman" w:eastAsia="宋体" w:hAnsi="Times New Roman" w:cs="宋体" w:hint="eastAsia"/>
-          <w:lang w:eastAsia="zh-CN"/>
-        </w:rPr>
-        <w:t>,</w:t>
-      </w:r>
-      <w:r>
-        <w:rPr>
-          <w:rFonts w:ascii="Times New Roman" w:eastAsia="宋体" w:hAnsi="Times New Roman" w:cs="宋体"/>
-          <w:lang w:eastAsia="zh-CN"/>
-        </w:rPr>
-        <w:t xml:space="preserve"> </w:t>
-      </w:r>
-      <w:r>
-        <w:rPr>
-          <w:rFonts w:ascii="Times New Roman" w:eastAsia="宋体" w:hAnsi="Times New Roman" w:cs="宋体"/>
-          <w:lang w:eastAsia="zh-CN"/>
-        </w:rPr>
-        <w:t>"</w:t>
-      </w:r>
-      <w:r>
-        <w:t xml:space="preserve"> </w:t>
-      </w:r>
-      <w:r>
-        <w:rPr>
-          <w:rFonts w:ascii="Times New Roman" w:eastAsia="宋体" w:hAnsi="Times New Roman" w:cs="宋体"/>
-          <w:lang w:eastAsia="zh-CN"/>
-        </w:rPr>
-        <w:t>Decoding acceleration methods, systems, devices, and readable storage media for large language models</w:t>
-      </w:r>
-      <w:r>
-        <w:rPr>
-          <w:rFonts w:ascii="Times New Roman" w:eastAsia="宋体" w:hAnsi="Times New Roman" w:cs="宋体"/>
-          <w:lang w:eastAsia="zh-CN"/>
-        </w:rPr>
-        <w:t>,</w:t>
-      </w:r>
-      <w:r>
-        <w:rPr>
-          <w:rFonts w:ascii="Times New Roman" w:eastAsia="宋体" w:hAnsi="Times New Roman" w:cs="宋体"/>
-          <w:lang w:eastAsia="zh-CN"/>
-        </w:rPr>
-        <w:t>"</w:t>
-      </w:r>
-      <w:r>
-        <w:rPr>
-          <w:rFonts w:ascii="Times New Roman" w:eastAsia="宋体" w:hAnsi="Times New Roman" w:cs="宋体"/>
-          <w:lang w:eastAsia="zh-CN"/>
-        </w:rPr>
-        <w:t xml:space="preserve"> </w:t>
-      </w:r>
-      <w:r>
-        <w:rPr>
-          <w:rFonts w:ascii="Times New Roman" w:eastAsia="宋体" w:hAnsi="Times New Roman" w:cs="宋体"/>
-          <w:lang w:eastAsia="zh-CN"/>
-        </w:rPr>
-        <w:t>Application</w:t>
-      </w:r>
-      <w:r>
-        <w:rPr>
-          <w:rFonts w:ascii="Times New Roman" w:eastAsia="宋体" w:hAnsi="Times New Roman" w:cs="宋体"/>
-          <w:lang w:eastAsia="zh-CN"/>
-        </w:rPr>
-        <w:t xml:space="preserve"> </w:t>
-      </w:r>
-      <w:r>
-        <w:rPr>
-          <w:rFonts w:ascii="Times New Roman" w:eastAsia="宋体" w:hAnsi="Times New Roman" w:cs="宋体"/>
-          <w:lang w:eastAsia="zh-CN"/>
-        </w:rPr>
-        <w:t>No.</w:t>
-      </w:r>
-      <w:r>
-        <w:rPr>
-          <w:rFonts w:ascii="Times New Roman" w:eastAsia="宋体" w:hAnsi="Times New Roman" w:cs="宋体"/>
-          <w:lang w:eastAsia="zh-CN"/>
-        </w:rPr>
-        <w:t xml:space="preserve"> </w:t>
-      </w:r>
-      <w:r>
-        <w:rPr>
-          <w:rFonts w:ascii="Times New Roman" w:eastAsia="宋体" w:hAnsi="Times New Roman" w:cs="宋体"/>
-          <w:lang w:eastAsia="zh-CN"/>
-        </w:rPr>
-        <w:t>2025118583915</w:t>
-      </w:r>
-      <w:r>
-        <w:rPr>
-          <w:rFonts w:ascii="Times New Roman" w:eastAsia="宋体" w:hAnsi="Times New Roman" w:cs="宋体" w:hint="eastAsia"/>
-          <w:lang w:eastAsia="zh-CN"/>
-        </w:rPr>
-        <w:t>.</w:t>
-      </w:r>
-      <w:r>
-        <w:rPr>
-          <w:rFonts w:ascii="Times New Roman" w:eastAsia="宋体" w:hAnsi="Times New Roman" w:cs="宋体"/>
-          <w:lang w:eastAsia="zh-CN"/>
-        </w:rPr>
-        <w:t>5</w:t>
-      </w:r>
-    </w:p>
-    <w:p>
-      <w:pPr>
-        <w:pStyle w:val="Body"/>
-        <w:numPr>
-          <w:ilvl w:val="0"/>
-          <w:numId w:val="1"/>
-        </w:numPr>
-        <w:tabs>
-          <w:tab w:val="left" w:pos="1080"/>
-        </w:tabs>
-        <w:spacing w:after="40"/>
-        <w:ind w:leftChars="200" w:left="721" w:hanging="301"/>
-        <w:rPr>
-          <w:rFonts w:ascii="Times New Roman" w:eastAsia="宋体" w:hAnsi="Times New Roman" w:cs="宋体"/>
-          <w:lang w:eastAsia="zh-CN"/>
-        </w:rPr>
-      </w:pPr>
-      <w:r>
-        <w:rPr>
-          <w:rFonts w:ascii="Times New Roman" w:eastAsia="宋体" w:hAnsi="Times New Roman" w:cs="宋体" w:hint="eastAsia"/>
-          <w:lang w:eastAsia="zh-CN"/>
-        </w:rPr>
-        <w:lastRenderedPageBreak/>
-        <w:t>L</w:t>
-      </w:r>
-      <w:r>
-        <w:rPr>
-          <w:rFonts w:ascii="Times New Roman" w:eastAsia="宋体" w:hAnsi="Times New Roman" w:cs="宋体"/>
-          <w:lang w:eastAsia="zh-CN"/>
-        </w:rPr>
-        <w:t>i Jiang</w:t>
-      </w:r>
-      <w:r>
-        <w:rPr>
-          <w:rFonts w:ascii="Times New Roman" w:eastAsia="宋体" w:hAnsi="Times New Roman" w:cs="宋体" w:hint="eastAsia"/>
-          <w:lang w:eastAsia="zh-CN"/>
-        </w:rPr>
-        <w:t>,</w:t>
-      </w:r>
-      <w:r>
-        <w:rPr>
-          <w:rFonts w:ascii="Times New Roman" w:eastAsia="宋体" w:hAnsi="Times New Roman" w:cs="宋体"/>
-          <w:lang w:eastAsia="zh-CN"/>
-        </w:rPr>
-        <w:t xml:space="preserve"> </w:t>
-      </w:r>
-      <w:r>
-        <w:rPr>
-          <w:rFonts w:ascii="Times New Roman" w:eastAsia="宋体" w:hAnsi="Times New Roman" w:cs="宋体" w:hint="eastAsia"/>
-          <w:b/>
-          <w:bCs/>
-          <w:lang w:eastAsia="zh-CN"/>
-        </w:rPr>
-        <w:t>Y</w:t>
-      </w:r>
-      <w:r>
-        <w:rPr>
-          <w:rFonts w:ascii="Times New Roman" w:eastAsia="宋体" w:hAnsi="Times New Roman" w:cs="宋体"/>
-          <w:b/>
-          <w:bCs/>
-          <w:lang w:eastAsia="zh-CN"/>
-        </w:rPr>
-        <w:t>ilong Zhao</w:t>
-      </w:r>
-      <w:r>
-        <w:rPr>
-          <w:rFonts w:ascii="Times New Roman" w:eastAsia="宋体" w:hAnsi="Times New Roman" w:cs="宋体" w:hint="eastAsia"/>
-          <w:lang w:eastAsia="zh-CN"/>
-        </w:rPr>
-        <w:t>,</w:t>
-      </w:r>
-      <w:r>
-        <w:rPr>
-          <w:rFonts w:ascii="Times New Roman" w:eastAsia="宋体" w:hAnsi="Times New Roman" w:cs="宋体"/>
-          <w:lang w:eastAsia="zh-CN"/>
-        </w:rPr>
-        <w:t xml:space="preserve"> </w:t>
-      </w:r>
-      <w:r>
-        <w:rPr>
-          <w:rFonts w:ascii="Times New Roman" w:eastAsia="宋体" w:hAnsi="Times New Roman" w:cs="宋体"/>
-          <w:lang w:eastAsia="zh-CN"/>
-        </w:rPr>
-        <w:t>"</w:t>
-      </w:r>
-      <w:r>
-        <w:rPr>
-          <w:rFonts w:ascii="Times New Roman" w:eastAsia="宋体" w:hAnsi="Times New Roman" w:cs="宋体" w:hint="eastAsia"/>
-          <w:lang w:eastAsia="zh-CN"/>
-        </w:rPr>
-        <w:t>R</w:t>
-      </w:r>
-      <w:r>
-        <w:rPr>
-          <w:rFonts w:ascii="Times New Roman" w:eastAsia="宋体" w:hAnsi="Times New Roman" w:cs="宋体"/>
-          <w:lang w:eastAsia="zh-CN"/>
-        </w:rPr>
-        <w:t>econfigurable Architecture</w:t>
-      </w:r>
-      <w:r>
-        <w:rPr>
-          <w:rFonts w:ascii="Times New Roman" w:eastAsia="宋体" w:hAnsi="Times New Roman" w:cs="宋体" w:hint="eastAsia"/>
-          <w:lang w:eastAsia="zh-CN"/>
-        </w:rPr>
-        <w:t xml:space="preserve">, </w:t>
-      </w:r>
-      <w:r>
-        <w:rPr>
-          <w:rFonts w:ascii="Times New Roman" w:eastAsia="宋体" w:hAnsi="Times New Roman" w:cs="宋体"/>
-          <w:lang w:eastAsia="zh-CN"/>
-        </w:rPr>
-        <w:t>Accelerator</w:t>
-      </w:r>
-      <w:r>
-        <w:rPr>
-          <w:rFonts w:ascii="Times New Roman" w:eastAsia="宋体" w:hAnsi="Times New Roman" w:cs="宋体" w:hint="eastAsia"/>
-          <w:lang w:eastAsia="zh-CN"/>
-        </w:rPr>
-        <w:t>,</w:t>
-      </w:r>
-      <w:r>
-        <w:rPr>
-          <w:rFonts w:ascii="Times New Roman" w:eastAsia="宋体" w:hAnsi="Times New Roman" w:cs="宋体"/>
-          <w:lang w:eastAsia="zh-CN"/>
-        </w:rPr>
-        <w:t xml:space="preserve"> </w:t>
-      </w:r>
-      <w:r>
-        <w:rPr>
-          <w:rFonts w:ascii="Times New Roman" w:eastAsia="宋体" w:hAnsi="Times New Roman" w:cs="宋体"/>
-          <w:lang w:eastAsia="zh-CN"/>
-        </w:rPr>
-        <w:t xml:space="preserve">Circuit </w:t>
-      </w:r>
-      <w:r>
-        <w:rPr>
-          <w:rFonts w:ascii="Times New Roman" w:eastAsia="宋体" w:hAnsi="Times New Roman" w:cs="宋体"/>
-          <w:lang w:eastAsia="zh-CN"/>
-        </w:rPr>
-        <w:t>D</w:t>
-      </w:r>
-      <w:r>
-        <w:rPr>
-          <w:rFonts w:ascii="Times New Roman" w:eastAsia="宋体" w:hAnsi="Times New Roman" w:cs="宋体"/>
-          <w:lang w:eastAsia="zh-CN"/>
-        </w:rPr>
-        <w:t>eployment and</w:t>
-      </w:r>
-      <w:r>
-        <w:rPr>
-          <w:rFonts w:ascii="Times New Roman" w:eastAsia="宋体" w:hAnsi="Times New Roman" w:cs="宋体"/>
-          <w:lang w:eastAsia="zh-CN"/>
-        </w:rPr>
-        <w:t xml:space="preserve"> D</w:t>
-      </w:r>
-      <w:r>
-        <w:rPr>
-          <w:rFonts w:ascii="Times New Roman" w:eastAsia="宋体" w:hAnsi="Times New Roman" w:cs="宋体"/>
-          <w:lang w:eastAsia="zh-CN"/>
-        </w:rPr>
-        <w:t xml:space="preserve">ataflow </w:t>
-      </w:r>
-      <w:r>
-        <w:rPr>
-          <w:rFonts w:ascii="Times New Roman" w:eastAsia="宋体" w:hAnsi="Times New Roman" w:cs="宋体"/>
-          <w:lang w:eastAsia="zh-CN"/>
-        </w:rPr>
-        <w:t>M</w:t>
-      </w:r>
-      <w:r>
-        <w:rPr>
-          <w:rFonts w:ascii="Times New Roman" w:eastAsia="宋体" w:hAnsi="Times New Roman" w:cs="宋体"/>
-          <w:lang w:eastAsia="zh-CN"/>
-        </w:rPr>
-        <w:t>ethods</w:t>
-      </w:r>
-      <w:r>
-        <w:rPr>
-          <w:rFonts w:ascii="Times New Roman" w:eastAsia="宋体" w:hAnsi="Times New Roman" w:cs="宋体"/>
-          <w:lang w:eastAsia="zh-CN"/>
-        </w:rPr>
-        <w:t>,</w:t>
-      </w:r>
-      <w:r>
-        <w:rPr>
-          <w:rFonts w:ascii="Times New Roman" w:eastAsia="宋体" w:hAnsi="Times New Roman" w:cs="宋体"/>
-          <w:lang w:eastAsia="zh-CN"/>
-        </w:rPr>
-        <w:t>"</w:t>
-      </w:r>
-      <w:r>
-        <w:rPr>
-          <w:rFonts w:ascii="Times New Roman" w:eastAsia="宋体" w:hAnsi="Times New Roman" w:cs="宋体"/>
-          <w:lang w:eastAsia="zh-CN"/>
-        </w:rPr>
-        <w:t xml:space="preserve"> </w:t>
-      </w:r>
-      <w:r>
-        <w:rPr>
-          <w:rFonts w:ascii="Times New Roman" w:eastAsia="宋体" w:hAnsi="Times New Roman" w:cs="宋体"/>
-          <w:lang w:eastAsia="zh-CN"/>
-        </w:rPr>
-        <w:t xml:space="preserve">Authorization </w:t>
-      </w:r>
-      <w:r>
-        <w:rPr>
-          <w:rFonts w:ascii="Times New Roman" w:eastAsia="宋体" w:hAnsi="Times New Roman" w:cs="宋体"/>
-          <w:lang w:eastAsia="zh-CN"/>
-        </w:rPr>
-        <w:t>No.</w:t>
-      </w:r>
-      <w:r>
-        <w:rPr>
-          <w:rFonts w:ascii="Times New Roman" w:eastAsia="宋体" w:hAnsi="Times New Roman" w:cs="宋体"/>
-          <w:lang w:eastAsia="zh-CN"/>
-        </w:rPr>
-        <w:t xml:space="preserve"> </w:t>
-      </w:r>
-      <w:r>
-        <w:rPr>
-          <w:rFonts w:ascii="TimesNewRomanPSMT" w:eastAsia="宋体" w:hAnsi="TimesNewRomanPSMT"/>
-          <w:sz w:val="22"/>
-          <w:lang w:eastAsia="zh-CN"/>
-        </w:rPr>
-        <w:t>CN112181895B</w:t>
-      </w:r>
-    </w:p>
-    <w:p>
-      <w:pPr>
-        <w:pStyle w:val="Body"/>
-        <w:numPr>
-          <w:ilvl w:val="0"/>
-          <w:numId w:val="1"/>
-        </w:numPr>
-        <w:tabs>
-          <w:tab w:val="left" w:pos="1080"/>
-        </w:tabs>
-        <w:spacing w:after="40"/>
-        <w:ind w:leftChars="200" w:left="721" w:hanging="301"/>
-        <w:rPr>
-          <w:rFonts w:ascii="Times New Roman" w:eastAsia="宋体" w:hAnsi="Times New Roman" w:cs="宋体"/>
-          <w:lang w:eastAsia="zh-CN"/>
-        </w:rPr>
-      </w:pPr>
-      <w:r>
-        <w:rPr>
-          <w:rFonts w:ascii="Times New Roman" w:eastAsia="宋体" w:hAnsi="Times New Roman" w:cs="宋体" w:hint="eastAsia"/>
-          <w:lang w:eastAsia="zh-CN"/>
-        </w:rPr>
-        <w:t>L</w:t>
-      </w:r>
-      <w:r>
-        <w:rPr>
-          <w:rFonts w:ascii="Times New Roman" w:eastAsia="宋体" w:hAnsi="Times New Roman" w:cs="宋体"/>
-          <w:lang w:eastAsia="zh-CN"/>
-        </w:rPr>
-        <w:t>i Jiang</w:t>
-      </w:r>
-      <w:r>
-        <w:rPr>
-          <w:rFonts w:ascii="Times New Roman" w:eastAsia="宋体" w:hAnsi="Times New Roman" w:cs="宋体" w:hint="eastAsia"/>
-          <w:lang w:eastAsia="zh-CN"/>
-        </w:rPr>
-        <w:t>,</w:t>
-      </w:r>
-      <w:r>
-        <w:rPr>
-          <w:rFonts w:ascii="Times New Roman" w:eastAsia="宋体" w:hAnsi="Times New Roman" w:cs="宋体"/>
-          <w:lang w:eastAsia="zh-CN"/>
-        </w:rPr>
-        <w:t xml:space="preserve"> </w:t>
-      </w:r>
-      <w:r>
-        <w:rPr>
-          <w:rFonts w:ascii="Times New Roman" w:eastAsia="宋体" w:hAnsi="Times New Roman" w:cs="宋体" w:hint="eastAsia"/>
-          <w:b/>
-          <w:bCs/>
-          <w:lang w:eastAsia="zh-CN"/>
-        </w:rPr>
-        <w:t>Y</w:t>
-      </w:r>
-      <w:r>
-        <w:rPr>
-          <w:rFonts w:ascii="Times New Roman" w:eastAsia="宋体" w:hAnsi="Times New Roman" w:cs="宋体"/>
-          <w:b/>
-          <w:bCs/>
-          <w:lang w:eastAsia="zh-CN"/>
-        </w:rPr>
-        <w:t>ilong Zhao</w:t>
-      </w:r>
-      <w:r>
-        <w:rPr>
-          <w:rFonts w:ascii="Times New Roman" w:eastAsia="宋体" w:hAnsi="Times New Roman" w:cs="宋体" w:hint="eastAsia"/>
-          <w:lang w:eastAsia="zh-CN"/>
-        </w:rPr>
-        <w:t>,</w:t>
-      </w:r>
-      <w:r>
-        <w:rPr>
-          <w:rFonts w:ascii="Times New Roman" w:eastAsia="宋体" w:hAnsi="Times New Roman" w:cs="宋体"/>
-          <w:lang w:eastAsia="zh-CN"/>
-        </w:rPr>
-        <w:t xml:space="preserve"> </w:t>
-      </w:r>
-      <w:r>
-        <w:rPr>
-          <w:rFonts w:ascii="Times New Roman" w:eastAsia="宋体" w:hAnsi="Times New Roman" w:cs="宋体" w:hint="eastAsia"/>
-          <w:lang w:eastAsia="zh-CN"/>
-        </w:rPr>
-        <w:t>X</w:t>
-      </w:r>
-      <w:r>
-        <w:rPr>
-          <w:rFonts w:ascii="Times New Roman" w:eastAsia="宋体" w:hAnsi="Times New Roman" w:cs="宋体"/>
-          <w:lang w:eastAsia="zh-CN"/>
-        </w:rPr>
-        <w:t>iaosong Cui</w:t>
-      </w:r>
-      <w:r>
-        <w:rPr>
-          <w:rFonts w:ascii="Times New Roman" w:eastAsia="宋体" w:hAnsi="Times New Roman" w:cs="宋体" w:hint="eastAsia"/>
-          <w:lang w:eastAsia="zh-CN"/>
-        </w:rPr>
-        <w:t>,</w:t>
-      </w:r>
-      <w:r>
-        <w:rPr>
-          <w:rFonts w:ascii="Times New Roman" w:eastAsia="宋体" w:hAnsi="Times New Roman" w:cs="宋体"/>
-          <w:lang w:eastAsia="zh-CN"/>
-        </w:rPr>
-        <w:t xml:space="preserve"> </w:t>
-      </w:r>
-      <w:r>
-        <w:rPr>
-          <w:rFonts w:ascii="Times New Roman" w:eastAsia="宋体" w:hAnsi="Times New Roman" w:cs="宋体" w:hint="eastAsia"/>
-          <w:lang w:eastAsia="zh-CN"/>
-        </w:rPr>
-        <w:t>Y</w:t>
-      </w:r>
-      <w:r>
-        <w:rPr>
-          <w:rFonts w:ascii="Times New Roman" w:eastAsia="宋体" w:hAnsi="Times New Roman" w:cs="宋体"/>
-          <w:lang w:eastAsia="zh-CN"/>
-        </w:rPr>
-        <w:t>un Chen</w:t>
-      </w:r>
-      <w:r>
-        <w:rPr>
-          <w:rFonts w:ascii="Times New Roman" w:eastAsia="宋体" w:hAnsi="Times New Roman" w:cs="宋体" w:hint="eastAsia"/>
-          <w:lang w:eastAsia="zh-CN"/>
-        </w:rPr>
-        <w:t>,</w:t>
-      </w:r>
-      <w:r>
-        <w:rPr>
-          <w:rFonts w:ascii="Times New Roman" w:eastAsia="宋体" w:hAnsi="Times New Roman" w:cs="宋体"/>
-          <w:lang w:eastAsia="zh-CN"/>
-        </w:rPr>
-        <w:t xml:space="preserve"> </w:t>
-      </w:r>
-      <w:r>
-        <w:rPr>
-          <w:rFonts w:ascii="Times New Roman" w:eastAsia="宋体" w:hAnsi="Times New Roman" w:cs="宋体" w:hint="eastAsia"/>
-          <w:lang w:eastAsia="zh-CN"/>
-        </w:rPr>
         <w:t>J</w:t>
       </w:r>
       <w:r>
@@ -2085,7 +2974,15 @@
           <w:rFonts w:ascii="Times New Roman" w:eastAsia="宋体" w:hAnsi="Times New Roman" w:cs="宋体"/>
           <w:lang w:eastAsia="zh-CN"/>
         </w:rPr>
-        <w:t>ianxing Liao</w:t>
+        <w:t>ianxing</w:t>
+      </w:r>
+      <w:proofErr w:type="spellEnd"/>
+      <w:r>
+        <w:rPr>
+          <w:rFonts w:ascii="Times New Roman" w:eastAsia="宋体" w:hAnsi="Times New Roman" w:cs="宋体"/>
+          <w:lang w:eastAsia="zh-CN"/>
+        </w:rPr>
+        <w:t xml:space="preserve"> Liao</w:t>
       </w:r>
       <w:r>
         <w:rPr>
@@ -2229,7 +3126,23 @@
           <w:b/>
           <w:bCs/>
         </w:rPr>
-        <w:t>Shanghai Qizhi Institute</w:t>
+        <w:t xml:space="preserve">Shanghai </w:t>
+      </w:r>
+      <w:proofErr w:type="spellStart"/>
+      <w:r>
+        <w:rPr>
+          <w:b/>
+          <w:bCs/>
+        </w:rPr>
+        <w:t>Qizhi</w:t>
+      </w:r>
+      <w:proofErr w:type="spellEnd"/>
+      <w:r>
+        <w:rPr>
+          <w:b/>
+          <w:bCs/>
+        </w:rPr>
+        <w:t xml:space="preserve"> Institute</w:t>
       </w:r>
       <w:r>
         <w:tab/>
@@ -3026,14 +3939,30 @@
           <w:rFonts w:ascii="Times New Roman" w:eastAsiaTheme="minorEastAsia" w:hAnsi="Times New Roman"/>
           <w:lang w:eastAsia="zh-CN"/>
         </w:rPr>
-        <w:t>architecture for pruned NN, T</w:t>
-      </w:r>
+        <w:t xml:space="preserve">architecture for pruned NN, </w:t>
+      </w:r>
+      <w:proofErr w:type="gramStart"/>
       <w:r>
         <w:rPr>
           <w:rFonts w:ascii="Times New Roman" w:eastAsiaTheme="minorEastAsia" w:hAnsi="Times New Roman"/>
           <w:lang w:eastAsia="zh-CN"/>
         </w:rPr>
-        <w:t xml:space="preserve">he results of the simulator are used as an important </w:t>
+        <w:t>T</w:t>
+      </w:r>
+      <w:r>
+        <w:rPr>
+          <w:rFonts w:ascii="Times New Roman" w:eastAsiaTheme="minorEastAsia" w:hAnsi="Times New Roman"/>
+          <w:lang w:eastAsia="zh-CN"/>
+        </w:rPr>
+        <w:t>he</w:t>
+      </w:r>
+      <w:proofErr w:type="gramEnd"/>
+      <w:r>
+        <w:rPr>
+          <w:rFonts w:ascii="Times New Roman" w:eastAsiaTheme="minorEastAsia" w:hAnsi="Times New Roman"/>
+          <w:lang w:eastAsia="zh-CN"/>
+        </w:rPr>
+        <w:t xml:space="preserve"> results of the simulator are used as an important </w:t>
       </w:r>
       <w:r>
         <w:rPr>
